--- a/Инструкция_пользователя_Procurement_App.docx
+++ b/Инструкция_пользователя_Procurement_App.docx
@@ -72,14 +72,12 @@
         </w:rPr>
         <w:t xml:space="preserve">Документ описывает работу с пользовательским интерфейсом программы: какие данные нужно подготовить, какие кнопки нажать, какие справочники влияют на результат и как программа рассчитывает себестоимость, </w:t>
       </w:r>
-      <w:proofErr w:type="spellStart"/>
       <w:r>
         <w:rPr>
           <w:lang w:val="ru-RU"/>
         </w:rPr>
         <w:t>target</w:t>
       </w:r>
-      <w:proofErr w:type="spellEnd"/>
       <w:r>
         <w:rPr>
           <w:lang w:val="ru-RU"/>
@@ -189,7 +187,13 @@
         </w:tc>
       </w:tr>
     </w:tbl>
-    <w:p/>
+    <w:p>
+      <w:pPr>
+        <w:rPr>
+          <w:lang w:val="ru-RU"/>
+        </w:rPr>
+      </w:pPr>
+    </w:p>
     <w:p>
       <w:pPr>
         <w:rPr>
@@ -379,8 +383,14 @@
     <w:p>
       <w:pPr>
         <w:spacing w:after="200" w:line="276" w:lineRule="auto"/>
-      </w:pPr>
-      <w:r>
+        <w:rPr>
+          <w:lang w:val="ru-RU"/>
+        </w:rPr>
+      </w:pPr>
+      <w:r>
+        <w:rPr>
+          <w:lang w:val="ru-RU"/>
+        </w:rPr>
         <w:br w:type="page"/>
       </w:r>
     </w:p>
@@ -418,27 +428,7 @@
           <w:sz w:val="20"/>
           <w:lang w:val="ru-RU"/>
         </w:rPr>
-        <w:t xml:space="preserve">Оглавление </w:t>
-      </w:r>
-      <w:proofErr w:type="spellStart"/>
-      <w:r>
-        <w:rPr>
-          <w:i/>
-          <w:color w:val="595959"/>
-          <w:sz w:val="20"/>
-          <w:lang w:val="ru-RU"/>
-        </w:rPr>
-        <w:t>кликабельное</w:t>
-      </w:r>
-      <w:proofErr w:type="spellEnd"/>
-      <w:r>
-        <w:rPr>
-          <w:i/>
-          <w:color w:val="595959"/>
-          <w:sz w:val="20"/>
-          <w:lang w:val="ru-RU"/>
-        </w:rPr>
-        <w:t xml:space="preserve">: в </w:t>
+        <w:t xml:space="preserve">Оглавление кликабельное: в </w:t>
       </w:r>
       <w:r>
         <w:rPr>
@@ -832,26 +822,8 @@
             <w:sz w:val="21"/>
             <w:lang w:val="ru-RU"/>
           </w:rPr>
-          <w:t xml:space="preserve">2.3. Остатки / Заказы </w:t>
+          <w:t>2.3. Остатки / Заказы Пост-ов</w:t>
         </w:r>
-        <w:proofErr w:type="gramStart"/>
-        <w:r>
-          <w:rPr>
-            <w:sz w:val="21"/>
-            <w:lang w:val="ru-RU"/>
-          </w:rPr>
-          <w:t>Пост-</w:t>
-        </w:r>
-        <w:proofErr w:type="spellStart"/>
-        <w:r>
-          <w:rPr>
-            <w:sz w:val="21"/>
-            <w:lang w:val="ru-RU"/>
-          </w:rPr>
-          <w:t>ов</w:t>
-        </w:r>
-        <w:proofErr w:type="spellEnd"/>
-        <w:proofErr w:type="gramEnd"/>
       </w:hyperlink>
     </w:p>
     <w:p>
@@ -900,26 +872,8 @@
             <w:sz w:val="21"/>
             <w:lang w:val="ru-RU"/>
           </w:rPr>
-          <w:t xml:space="preserve"> цены для </w:t>
+          <w:t xml:space="preserve"> цены для Пост-ов</w:t>
         </w:r>
-        <w:proofErr w:type="gramStart"/>
-        <w:r>
-          <w:rPr>
-            <w:sz w:val="21"/>
-            <w:lang w:val="ru-RU"/>
-          </w:rPr>
-          <w:t>Пост-</w:t>
-        </w:r>
-        <w:proofErr w:type="spellStart"/>
-        <w:r>
-          <w:rPr>
-            <w:sz w:val="21"/>
-            <w:lang w:val="ru-RU"/>
-          </w:rPr>
-          <w:t>ов</w:t>
-        </w:r>
-        <w:proofErr w:type="spellEnd"/>
-        <w:proofErr w:type="gramEnd"/>
       </w:hyperlink>
     </w:p>
     <w:p>
@@ -1304,7 +1258,6 @@
             <w:pPr>
               <w:spacing w:after="30" w:line="240" w:lineRule="auto"/>
             </w:pPr>
-            <w:proofErr w:type="spellStart"/>
             <w:r>
               <w:rPr>
                 <w:b/>
@@ -1313,7 +1266,6 @@
               </w:rPr>
               <w:t>Блок</w:t>
             </w:r>
-            <w:proofErr w:type="spellEnd"/>
           </w:p>
         </w:tc>
         <w:tc>
@@ -1482,23 +1434,7 @@
                 <w:sz w:val="20"/>
                 <w:lang w:val="ru-RU"/>
               </w:rPr>
-              <w:t>«Прайс Поставщика», «Косты для Клиентов», «Остатки / Заказы Пост-</w:t>
-            </w:r>
-            <w:proofErr w:type="spellStart"/>
-            <w:r>
-              <w:rPr>
-                <w:sz w:val="20"/>
-                <w:lang w:val="ru-RU"/>
-              </w:rPr>
-              <w:t>ов</w:t>
-            </w:r>
-            <w:proofErr w:type="spellEnd"/>
-            <w:r>
-              <w:rPr>
-                <w:sz w:val="20"/>
-                <w:lang w:val="ru-RU"/>
-              </w:rPr>
-              <w:t>», «Быстрый расчет Коста», «</w:t>
+              <w:t>«Прайс Поставщика», «Косты для Клиентов», «Остатки / Заказы Пост-ов», «Быстрый расчет Коста», «</w:t>
             </w:r>
             <w:r>
               <w:rPr>
@@ -1512,23 +1448,7 @@
                 <w:sz w:val="20"/>
                 <w:lang w:val="ru-RU"/>
               </w:rPr>
-              <w:t xml:space="preserve"> цены для Пост-</w:t>
-            </w:r>
-            <w:proofErr w:type="spellStart"/>
-            <w:r>
-              <w:rPr>
-                <w:sz w:val="20"/>
-                <w:lang w:val="ru-RU"/>
-              </w:rPr>
-              <w:t>ов</w:t>
-            </w:r>
-            <w:proofErr w:type="spellEnd"/>
-            <w:r>
-              <w:rPr>
-                <w:sz w:val="20"/>
-                <w:lang w:val="ru-RU"/>
-              </w:rPr>
-              <w:t>», «Планирование Закупки».</w:t>
+              <w:t xml:space="preserve"> цены для Пост-ов», «Планирование Закупки».</w:t>
             </w:r>
           </w:p>
         </w:tc>
@@ -1550,7 +1470,6 @@
               </w:rPr>
               <w:t xml:space="preserve">Обрабатывает прайс-листы, запросы клиентов, остатки, заказы, быстрые расчеты себестоимости, </w:t>
             </w:r>
-            <w:proofErr w:type="spellStart"/>
             <w:r>
               <w:rPr>
                 <w:sz w:val="20"/>
@@ -1558,7 +1477,6 @@
               </w:rPr>
               <w:t>target</w:t>
             </w:r>
-            <w:proofErr w:type="spellEnd"/>
             <w:r>
               <w:rPr>
                 <w:sz w:val="20"/>
@@ -1645,7 +1563,6 @@
               </w:rPr>
               <w:t xml:space="preserve">Формирует выгрузки и просмотры по сохраненным расчетам, ценам, поставщикам, продуктам, остаткам и </w:t>
             </w:r>
-            <w:proofErr w:type="spellStart"/>
             <w:r>
               <w:rPr>
                 <w:sz w:val="20"/>
@@ -1653,7 +1570,6 @@
               </w:rPr>
               <w:t>target</w:t>
             </w:r>
-            <w:proofErr w:type="spellEnd"/>
             <w:r>
               <w:rPr>
                 <w:sz w:val="20"/>
@@ -2401,17 +2317,8 @@
                 <w:lang w:val="ru-RU"/>
               </w:rPr>
               <w:lastRenderedPageBreak/>
-              <w:t xml:space="preserve">Расчет </w:t>
-            </w:r>
-            <w:proofErr w:type="spellStart"/>
-            <w:r>
-              <w:rPr>
-                <w:sz w:val="20"/>
-                <w:lang w:val="ru-RU"/>
-              </w:rPr>
-              <w:t>Себ-ти</w:t>
-            </w:r>
-            <w:proofErr w:type="spellEnd"/>
+              <w:t>Расчет Себ-ти</w:t>
+            </w:r>
           </w:p>
         </w:tc>
         <w:tc>
@@ -2530,14 +2437,12 @@
               </w:rPr>
               <w:t xml:space="preserve"> </w:t>
             </w:r>
-            <w:proofErr w:type="spellStart"/>
             <w:r>
               <w:rPr>
                 <w:sz w:val="20"/>
               </w:rPr>
               <w:t>Msk</w:t>
             </w:r>
-            <w:proofErr w:type="spellEnd"/>
             <w:r>
               <w:rPr>
                 <w:sz w:val="20"/>
@@ -2994,21 +2899,7 @@
         <w:rPr>
           <w:lang w:val="ru-RU"/>
         </w:rPr>
-        <w:t>» выбран «-», программа показывает все бренды. Если в поле «</w:t>
-      </w:r>
-      <w:proofErr w:type="spellStart"/>
-      <w:r>
-        <w:rPr>
-          <w:lang w:val="ru-RU"/>
-        </w:rPr>
-        <w:t>Назв.Поставщика</w:t>
-      </w:r>
-      <w:proofErr w:type="spellEnd"/>
-      <w:r>
-        <w:rPr>
-          <w:lang w:val="ru-RU"/>
-        </w:rPr>
-        <w:t>» выбран «-», поставщик не ограничивает список. Когда нужно отфильтровать данные, выберите конкретное значение и нажмите «</w:t>
+        <w:t>» выбран «-», программа показывает все бренды. Если в поле «Назв.Поставщика» выбран «-», поставщик не ограничивает список. Когда нужно отфильтровать данные, выберите конкретное значение и нажмите «</w:t>
       </w:r>
       <w:r>
         <w:t>Search</w:t>
@@ -3068,6 +2959,7 @@
       </w:pPr>
       <w:r>
         <w:rPr>
+          <w:noProof/>
           <w:lang w:val="ru-RU"/>
         </w:rPr>
         <w:drawing>
@@ -3292,7 +3184,6 @@
               </w:rPr>
               <w:t xml:space="preserve">Это основной список продуктов, на который должны ссылаться цены, остатки, запросы клиентов и </w:t>
             </w:r>
-            <w:proofErr w:type="spellStart"/>
             <w:r>
               <w:rPr>
                 <w:sz w:val="20"/>
@@ -3300,7 +3191,6 @@
               </w:rPr>
               <w:t>target</w:t>
             </w:r>
-            <w:proofErr w:type="spellEnd"/>
             <w:r>
               <w:rPr>
                 <w:sz w:val="20"/>
@@ -4387,21 +4277,7 @@
         <w:rPr>
           <w:lang w:val="ru-RU"/>
         </w:rPr>
-        <w:t xml:space="preserve"> цены для Пост-</w:t>
-      </w:r>
-      <w:proofErr w:type="spellStart"/>
-      <w:r>
-        <w:rPr>
-          <w:lang w:val="ru-RU"/>
-        </w:rPr>
-        <w:t>ов</w:t>
-      </w:r>
-      <w:proofErr w:type="spellEnd"/>
-      <w:r>
-        <w:rPr>
-          <w:lang w:val="ru-RU"/>
-        </w:rPr>
-        <w:t>» и «Отчет по Ценам Поставщиков». Ниже описана общая логика, чтобы пользователь понимал, почему итоговая цена меняется.</w:t>
+        <w:t xml:space="preserve"> цены для Пост-ов» и «Отчет по Ценам Поставщиков». Ниже описана общая логика, чтобы пользователь понимал, почему итоговая цена меняется.</w:t>
       </w:r>
     </w:p>
     <w:p>
@@ -4852,7 +4728,13 @@
         </w:tc>
       </w:tr>
     </w:tbl>
-    <w:p/>
+    <w:p>
+      <w:pPr>
+        <w:rPr>
+          <w:lang w:val="ru-RU"/>
+        </w:rPr>
+      </w:pPr>
+    </w:p>
     <w:tbl>
       <w:tblPr>
         <w:tblW w:w="0" w:type="auto"/>
@@ -4911,25 +4793,7 @@
                 <w:sz w:val="20"/>
                 <w:lang w:val="ru-RU"/>
               </w:rPr>
-              <w:t xml:space="preserve">Все </w:t>
-            </w:r>
-            <w:proofErr w:type="spellStart"/>
-            <w:r>
-              <w:rPr>
-                <w:b/>
-                <w:sz w:val="20"/>
-                <w:lang w:val="ru-RU"/>
-              </w:rPr>
-              <w:t>косты</w:t>
-            </w:r>
-            <w:proofErr w:type="spellEnd"/>
-            <w:r>
-              <w:rPr>
-                <w:b/>
-                <w:sz w:val="20"/>
-                <w:lang w:val="ru-RU"/>
-              </w:rPr>
-              <w:t xml:space="preserve"> указываются БЕЗ НДС</w:t>
+              <w:t>Все косты указываются БЕЗ НДС</w:t>
             </w:r>
             <w:r>
               <w:rPr>
@@ -5391,12 +5255,10 @@
         </w:rPr>
         <w:t xml:space="preserve"> </w:t>
       </w:r>
-      <w:proofErr w:type="spellStart"/>
       <w:r>
         <w:t>Msk</w:t>
       </w:r>
       <w:bookmarkEnd w:id="18"/>
-      <w:proofErr w:type="spellEnd"/>
     </w:p>
     <w:p>
       <w:pPr>
@@ -5428,11 +5290,9 @@
         </w:rPr>
         <w:t xml:space="preserve"> </w:t>
       </w:r>
-      <w:proofErr w:type="spellStart"/>
       <w:r>
         <w:t>Msk</w:t>
       </w:r>
-      <w:proofErr w:type="spellEnd"/>
       <w:r>
         <w:rPr>
           <w:lang w:val="ru-RU"/>
@@ -5541,11 +5401,9 @@
         </w:rPr>
         <w:t xml:space="preserve"> </w:t>
       </w:r>
-      <w:proofErr w:type="spellStart"/>
       <w:r>
         <w:t>Tamozh</w:t>
       </w:r>
-      <w:proofErr w:type="spellEnd"/>
       <w:r>
         <w:rPr>
           <w:lang w:val="ru-RU"/>
@@ -5579,11 +5437,9 @@
         </w:rPr>
         <w:t>-</w:t>
       </w:r>
-      <w:proofErr w:type="spellStart"/>
       <w:r>
         <w:t>Tamozh</w:t>
       </w:r>
-      <w:proofErr w:type="spellEnd"/>
       <w:r>
         <w:rPr>
           <w:lang w:val="ru-RU"/>
@@ -5700,11 +5556,9 @@
         </w:rPr>
         <w:t xml:space="preserve"> </w:t>
       </w:r>
-      <w:proofErr w:type="spellStart"/>
       <w:r>
         <w:t>Msk</w:t>
       </w:r>
-      <w:proofErr w:type="spellEnd"/>
       <w:r>
         <w:rPr>
           <w:lang w:val="ru-RU"/>
@@ -5767,14 +5621,12 @@
         </w:rPr>
         <w:t xml:space="preserve"> </w:t>
       </w:r>
-      <w:proofErr w:type="spellStart"/>
       <w:r>
         <w:rPr>
           <w:lang w:val="ru-RU"/>
         </w:rPr>
         <w:t>Msk</w:t>
       </w:r>
-      <w:proofErr w:type="spellEnd"/>
       <w:r>
         <w:rPr>
           <w:lang w:val="ru-RU"/>
@@ -5817,35 +5669,7 @@
         <w:rPr>
           <w:lang w:val="ru-RU"/>
         </w:rPr>
-        <w:t>Если пользователь ограничил возраст цены через поле «</w:t>
-      </w:r>
-      <w:proofErr w:type="spellStart"/>
-      <w:r>
-        <w:rPr>
-          <w:lang w:val="ru-RU"/>
-        </w:rPr>
-        <w:t>искл</w:t>
-      </w:r>
-      <w:proofErr w:type="spellEnd"/>
-      <w:r>
-        <w:rPr>
-          <w:lang w:val="ru-RU"/>
-        </w:rPr>
-        <w:t>. Цены Постав-</w:t>
-      </w:r>
-      <w:proofErr w:type="spellStart"/>
-      <w:r>
-        <w:rPr>
-          <w:lang w:val="ru-RU"/>
-        </w:rPr>
-        <w:t>ов</w:t>
-      </w:r>
-      <w:proofErr w:type="spellEnd"/>
-      <w:r>
-        <w:rPr>
-          <w:lang w:val="ru-RU"/>
-        </w:rPr>
-        <w:t xml:space="preserve"> старше» или «старше ... мес.», старые цены в подбор не попадают.</w:t>
+        <w:t>Если пользователь ограничил возраст цены через поле «искл. Цены Постав-ов старше» или «старше ... мес.», старые цены в подбор не попадают.</w:t>
       </w:r>
     </w:p>
     <w:p>
@@ -6097,7 +5921,6 @@
               </w:rPr>
               <w:t xml:space="preserve">Во всех импортах, расчетах себестоимости, остатках, заказах, отчетах, </w:t>
             </w:r>
-            <w:proofErr w:type="spellStart"/>
             <w:r>
               <w:rPr>
                 <w:sz w:val="20"/>
@@ -6105,7 +5928,6 @@
               </w:rPr>
               <w:t>target</w:t>
             </w:r>
-            <w:proofErr w:type="spellEnd"/>
             <w:r>
               <w:rPr>
                 <w:sz w:val="20"/>
@@ -6256,7 +6078,6 @@
               </w:rPr>
               <w:t xml:space="preserve">Расчет себестоимости, прайс поставщика, </w:t>
             </w:r>
-            <w:proofErr w:type="spellStart"/>
             <w:r>
               <w:rPr>
                 <w:sz w:val="20"/>
@@ -6264,7 +6085,6 @@
               </w:rPr>
               <w:t>target</w:t>
             </w:r>
-            <w:proofErr w:type="spellEnd"/>
             <w:r>
               <w:rPr>
                 <w:sz w:val="20"/>
@@ -6398,7 +6218,6 @@
               </w:rPr>
               <w:t xml:space="preserve">Все расчеты себестоимости и </w:t>
             </w:r>
-            <w:proofErr w:type="spellStart"/>
             <w:r>
               <w:rPr>
                 <w:sz w:val="20"/>
@@ -6406,7 +6225,6 @@
               </w:rPr>
               <w:t>target</w:t>
             </w:r>
-            <w:proofErr w:type="spellEnd"/>
             <w:r>
               <w:rPr>
                 <w:sz w:val="20"/>
@@ -6674,7 +6492,6 @@
               </w:rPr>
               <w:t xml:space="preserve">Косты для клиентов, отчеты по ценам, </w:t>
             </w:r>
-            <w:proofErr w:type="spellStart"/>
             <w:r>
               <w:rPr>
                 <w:sz w:val="20"/>
@@ -6682,7 +6499,6 @@
               </w:rPr>
               <w:t>target</w:t>
             </w:r>
-            <w:proofErr w:type="spellEnd"/>
             <w:r>
               <w:rPr>
                 <w:sz w:val="20"/>
@@ -7315,15 +7131,24 @@
           <w:tab w:val="num" w:pos="426"/>
         </w:tabs>
         <w:ind w:left="426" w:hanging="256"/>
-        <w:rPr>
-          <w:lang w:val="ru-RU"/>
-        </w:rPr>
-      </w:pPr>
-      <w:r>
-        <w:rPr>
-          <w:lang w:val="ru-RU"/>
-        </w:rPr>
-        <w:t>Заполните «Product name», «Brand», «Pack» и «Excise duty».</w:t>
+      </w:pPr>
+      <w:r>
+        <w:rPr>
+          <w:lang w:val="ru-RU"/>
+        </w:rPr>
+        <w:t>Заполните</w:t>
+      </w:r>
+      <w:r>
+        <w:t xml:space="preserve"> «Product name», «Brand», «Pack» </w:t>
+      </w:r>
+      <w:r>
+        <w:rPr>
+          <w:lang w:val="ru-RU"/>
+        </w:rPr>
+        <w:t>и</w:t>
+      </w:r>
+      <w:r>
+        <w:t xml:space="preserve"> «Excise duty».</w:t>
       </w:r>
     </w:p>
     <w:p>
@@ -7722,7 +7547,13 @@
         </w:tc>
       </w:tr>
     </w:tbl>
-    <w:p/>
+    <w:p>
+      <w:pPr>
+        <w:rPr>
+          <w:lang w:val="ru-RU"/>
+        </w:rPr>
+      </w:pPr>
+    </w:p>
     <w:p>
       <w:r>
         <w:rPr>
@@ -8448,7 +8279,25 @@
         <w:rPr>
           <w:lang w:val="ru-RU"/>
         </w:rPr>
-        <w:t>Заполните «Article» или «Product name (variant)». Можно заполнить оба поля.</w:t>
+        <w:t>Заполните</w:t>
+      </w:r>
+      <w:r>
+        <w:t xml:space="preserve"> «Article» </w:t>
+      </w:r>
+      <w:r>
+        <w:rPr>
+          <w:lang w:val="ru-RU"/>
+        </w:rPr>
+        <w:t>или</w:t>
+      </w:r>
+      <w:r>
+        <w:t xml:space="preserve"> «Product name (variant)». </w:t>
+      </w:r>
+      <w:r>
+        <w:rPr>
+          <w:lang w:val="ru-RU"/>
+        </w:rPr>
+        <w:t>Можно заполнить оба поля.</w:t>
       </w:r>
     </w:p>
     <w:p>
@@ -8507,15 +8356,24 @@
           <w:tab w:val="num" w:pos="426"/>
         </w:tabs>
         <w:ind w:left="426" w:hanging="256"/>
-        <w:rPr>
-          <w:lang w:val="ru-RU"/>
-        </w:rPr>
-      </w:pPr>
-      <w:r>
-        <w:rPr>
-          <w:lang w:val="ru-RU"/>
-        </w:rPr>
-        <w:t>Заполните колонки «Product name», «Article», «Product name (variant)».</w:t>
+      </w:pPr>
+      <w:r>
+        <w:rPr>
+          <w:lang w:val="ru-RU"/>
+        </w:rPr>
+        <w:t>Заполните</w:t>
+      </w:r>
+      <w:r>
+        <w:t xml:space="preserve"> </w:t>
+      </w:r>
+      <w:r>
+        <w:rPr>
+          <w:lang w:val="ru-RU"/>
+        </w:rPr>
+        <w:t>колонки</w:t>
+      </w:r>
+      <w:r>
+        <w:t xml:space="preserve"> «Product name», «Article», «Product name (variant)».</w:t>
       </w:r>
     </w:p>
     <w:p>
@@ -8564,6 +8422,9 @@
           <w:numId w:val="0"/>
         </w:numPr>
         <w:ind w:left="360" w:hanging="360"/>
+        <w:rPr>
+          <w:lang w:val="ru-RU"/>
+        </w:rPr>
       </w:pPr>
     </w:p>
     <w:p>
@@ -8767,23 +8628,7 @@
                 <w:sz w:val="20"/>
                 <w:lang w:val="ru-RU"/>
               </w:rPr>
-              <w:t xml:space="preserve"> цены для Пост-</w:t>
-            </w:r>
-            <w:proofErr w:type="spellStart"/>
-            <w:r>
-              <w:rPr>
-                <w:sz w:val="20"/>
-                <w:lang w:val="ru-RU"/>
-              </w:rPr>
-              <w:t>ов</w:t>
-            </w:r>
-            <w:proofErr w:type="spellEnd"/>
-            <w:r>
-              <w:rPr>
-                <w:sz w:val="20"/>
-                <w:lang w:val="ru-RU"/>
-              </w:rPr>
-              <w:t>» и отчетах.</w:t>
+              <w:t xml:space="preserve"> цены для Пост-ов» и отчетах.</w:t>
             </w:r>
           </w:p>
         </w:tc>
@@ -9057,14 +8902,12 @@
               </w:rPr>
               <w:t>-</w:t>
             </w:r>
-            <w:proofErr w:type="spellStart"/>
             <w:r>
               <w:rPr>
                 <w:sz w:val="20"/>
               </w:rPr>
               <w:t>Tamozh</w:t>
             </w:r>
-            <w:proofErr w:type="spellEnd"/>
             <w:r>
               <w:rPr>
                 <w:sz w:val="20"/>
@@ -9203,61 +9046,11 @@
               </w:rPr>
               <w:t xml:space="preserve">Если включено, поставщик участвует в рейтинге и подборе лучших вариантов. </w:t>
             </w:r>
-            <w:proofErr w:type="spellStart"/>
-            <w:r>
-              <w:rPr>
-                <w:sz w:val="20"/>
-              </w:rPr>
-              <w:t>Если</w:t>
-            </w:r>
-            <w:proofErr w:type="spellEnd"/>
-            <w:r>
-              <w:rPr>
-                <w:sz w:val="20"/>
-              </w:rPr>
-              <w:t xml:space="preserve"> </w:t>
-            </w:r>
-            <w:proofErr w:type="spellStart"/>
-            <w:r>
-              <w:rPr>
-                <w:sz w:val="20"/>
-              </w:rPr>
-              <w:t>выключено</w:t>
-            </w:r>
-            <w:proofErr w:type="spellEnd"/>
-            <w:r>
-              <w:rPr>
-                <w:sz w:val="20"/>
-              </w:rPr>
-              <w:t xml:space="preserve">, </w:t>
-            </w:r>
-            <w:proofErr w:type="spellStart"/>
-            <w:r>
-              <w:rPr>
-                <w:sz w:val="20"/>
-              </w:rPr>
-              <w:t>поставщик</w:t>
-            </w:r>
-            <w:proofErr w:type="spellEnd"/>
-            <w:r>
-              <w:rPr>
-                <w:sz w:val="20"/>
-              </w:rPr>
-              <w:t xml:space="preserve"> </w:t>
-            </w:r>
-            <w:proofErr w:type="spellStart"/>
-            <w:r>
-              <w:rPr>
-                <w:sz w:val="20"/>
-              </w:rPr>
-              <w:t>может</w:t>
-            </w:r>
-            <w:proofErr w:type="spellEnd"/>
-            <w:r>
-              <w:rPr>
-                <w:sz w:val="20"/>
-              </w:rPr>
-              <w:t xml:space="preserve"> не попадать в автоматический рейтинг.</w:t>
+            <w:r>
+              <w:rPr>
+                <w:sz w:val="20"/>
+              </w:rPr>
+              <w:t>Если выключено, поставщик может не попадать в автоматический рейтинг.</w:t>
             </w:r>
           </w:p>
         </w:tc>
@@ -9469,15 +9262,24 @@
           <w:tab w:val="num" w:pos="426"/>
         </w:tabs>
         <w:ind w:left="426" w:hanging="256"/>
-        <w:rPr>
-          <w:lang w:val="ru-RU"/>
-        </w:rPr>
-      </w:pPr>
-      <w:r>
-        <w:rPr>
-          <w:lang w:val="ru-RU"/>
-        </w:rPr>
-        <w:t>Проверьте чекбоксы «Via Novo», «Import duty», «Rating calc», «Marks for us», «RF».</w:t>
+      </w:pPr>
+      <w:r>
+        <w:rPr>
+          <w:lang w:val="ru-RU"/>
+        </w:rPr>
+        <w:t>Проверьте</w:t>
+      </w:r>
+      <w:r>
+        <w:t xml:space="preserve"> </w:t>
+      </w:r>
+      <w:r>
+        <w:rPr>
+          <w:lang w:val="ru-RU"/>
+        </w:rPr>
+        <w:t>чекбоксы</w:t>
+      </w:r>
+      <w:r>
+        <w:t xml:space="preserve"> «Via Novo», «Import duty», «Rating calc», «Marks for us», «RF».</w:t>
       </w:r>
     </w:p>
     <w:p>
@@ -9688,52 +9490,14 @@
             <w:pPr>
               <w:spacing w:after="30" w:line="240" w:lineRule="auto"/>
             </w:pPr>
-            <w:proofErr w:type="spellStart"/>
             <w:r>
               <w:rPr>
                 <w:b/>
                 <w:color w:val="FFFFFF"/>
                 <w:sz w:val="20"/>
               </w:rPr>
-              <w:t>Поле</w:t>
-            </w:r>
-            <w:proofErr w:type="spellEnd"/>
-            <w:r>
-              <w:rPr>
-                <w:b/>
-                <w:color w:val="FFFFFF"/>
-                <w:sz w:val="20"/>
-              </w:rPr>
-              <w:t xml:space="preserve"> </w:t>
-            </w:r>
-            <w:proofErr w:type="spellStart"/>
-            <w:r>
-              <w:rPr>
-                <w:b/>
-                <w:color w:val="FFFFFF"/>
-                <w:sz w:val="20"/>
-              </w:rPr>
-              <w:t>или</w:t>
-            </w:r>
-            <w:proofErr w:type="spellEnd"/>
-            <w:r>
-              <w:rPr>
-                <w:b/>
-                <w:color w:val="FFFFFF"/>
-                <w:sz w:val="20"/>
-              </w:rPr>
-              <w:t xml:space="preserve"> </w:t>
-            </w:r>
-            <w:proofErr w:type="spellStart"/>
-            <w:r>
-              <w:rPr>
-                <w:b/>
-                <w:color w:val="FFFFFF"/>
-                <w:sz w:val="20"/>
-              </w:rPr>
-              <w:t>колонка</w:t>
-            </w:r>
-            <w:proofErr w:type="spellEnd"/>
+              <w:t>Поле или колонка</w:t>
+            </w:r>
           </w:p>
         </w:tc>
         <w:tc>
@@ -10261,11 +10025,29 @@
     <w:p>
       <w:pPr>
         <w:pStyle w:val="Heading2"/>
+        <w:rPr>
+          <w:lang w:val="ru-RU"/>
+        </w:rPr>
       </w:pPr>
       <w:bookmarkStart w:id="37" w:name="sec_036"/>
       <w:r>
+        <w:rPr>
+          <w:lang w:val="ru-RU"/>
+        </w:rPr>
         <w:lastRenderedPageBreak/>
-        <w:t>1.6. Tax / Fees</w:t>
+        <w:t xml:space="preserve">1.6. </w:t>
+      </w:r>
+      <w:r>
+        <w:t>Tax</w:t>
+      </w:r>
+      <w:r>
+        <w:rPr>
+          <w:lang w:val="ru-RU"/>
+        </w:rPr>
+        <w:t xml:space="preserve"> / </w:t>
+      </w:r>
+      <w:r>
+        <w:t>Fees</w:t>
       </w:r>
       <w:bookmarkEnd w:id="37"/>
     </w:p>
@@ -10836,14 +10618,12 @@
               </w:rPr>
               <w:t xml:space="preserve"> </w:t>
             </w:r>
-            <w:proofErr w:type="spellStart"/>
             <w:r>
               <w:rPr>
                 <w:sz w:val="20"/>
               </w:rPr>
               <w:t>Msk</w:t>
             </w:r>
-            <w:proofErr w:type="spellEnd"/>
             <w:r>
               <w:rPr>
                 <w:sz w:val="20"/>
@@ -10918,14 +10698,12 @@
               </w:rPr>
               <w:t xml:space="preserve"> </w:t>
             </w:r>
-            <w:proofErr w:type="spellStart"/>
             <w:r>
               <w:rPr>
                 <w:sz w:val="20"/>
               </w:rPr>
               <w:t>Msk</w:t>
             </w:r>
-            <w:proofErr w:type="spellEnd"/>
             <w:r>
               <w:rPr>
                 <w:sz w:val="20"/>
@@ -10952,16 +10730,8 @@
               <w:rPr>
                 <w:sz w:val="20"/>
               </w:rPr>
-              <w:t>Move Novo-</w:t>
-            </w:r>
-            <w:proofErr w:type="spellStart"/>
-            <w:r>
-              <w:rPr>
-                <w:sz w:val="20"/>
-              </w:rPr>
-              <w:t>Tamozh</w:t>
-            </w:r>
-            <w:proofErr w:type="spellEnd"/>
+              <w:t>Move Novo-Tamozh</w:t>
+            </w:r>
           </w:p>
         </w:tc>
         <w:tc>
@@ -10975,21 +10745,12 @@
                 <w:lang w:val="ru-RU"/>
               </w:rPr>
             </w:pPr>
-            <w:proofErr w:type="gramStart"/>
-            <w:r>
-              <w:rPr>
-                <w:sz w:val="20"/>
-                <w:lang w:val="ru-RU"/>
-              </w:rPr>
-              <w:t>Перемещение Ново</w:t>
-            </w:r>
-            <w:proofErr w:type="gramEnd"/>
-            <w:r>
-              <w:rPr>
-                <w:sz w:val="20"/>
-                <w:lang w:val="ru-RU"/>
-              </w:rPr>
-              <w:t xml:space="preserve"> → Тамож</w:t>
+            <w:r>
+              <w:rPr>
+                <w:sz w:val="20"/>
+                <w:lang w:val="ru-RU"/>
+              </w:rPr>
+              <w:t>Перемещение Ново → Тамож</w:t>
             </w:r>
             <w:r>
               <w:rPr>
@@ -11024,21 +10785,7 @@
               <w:rPr>
                 <w:sz w:val="20"/>
               </w:rPr>
-              <w:t xml:space="preserve">Move </w:t>
-            </w:r>
-            <w:proofErr w:type="spellStart"/>
-            <w:r>
-              <w:rPr>
-                <w:sz w:val="20"/>
-              </w:rPr>
-              <w:t>Tamozh</w:t>
-            </w:r>
-            <w:proofErr w:type="spellEnd"/>
-            <w:r>
-              <w:rPr>
-                <w:sz w:val="20"/>
-              </w:rPr>
-              <w:t>-Chekhov</w:t>
+              <w:t>Move Tamozh-Chekhov</w:t>
             </w:r>
           </w:p>
         </w:tc>
@@ -11253,9 +11000,15 @@
     <w:p>
       <w:pPr>
         <w:pStyle w:val="Heading2"/>
+        <w:rPr>
+          <w:lang w:val="ru-RU"/>
+        </w:rPr>
       </w:pPr>
       <w:bookmarkStart w:id="39" w:name="sec_038"/>
       <w:r>
+        <w:rPr>
+          <w:lang w:val="ru-RU"/>
+        </w:rPr>
         <w:t xml:space="preserve">1.7. </w:t>
       </w:r>
       <w:r>
@@ -12098,9 +11851,15 @@
     <w:p>
       <w:pPr>
         <w:pStyle w:val="Heading2"/>
+        <w:rPr>
+          <w:lang w:val="ru-RU"/>
+        </w:rPr>
       </w:pPr>
       <w:bookmarkStart w:id="41" w:name="sec_040"/>
       <w:r>
+        <w:rPr>
+          <w:lang w:val="ru-RU"/>
+        </w:rPr>
         <w:t>1.9. Последние цены и История</w:t>
       </w:r>
       <w:bookmarkEnd w:id="41"/>
@@ -12117,14 +11876,12 @@
         </w:rPr>
         <w:t xml:space="preserve">Раздел «Последние цены и История» показывает и позволяет импортировать цены поставщиков. Эти цены используются в расчетах для клиентов, в отчетах по поставщикам и в </w:t>
       </w:r>
-      <w:proofErr w:type="spellStart"/>
       <w:r>
         <w:rPr>
           <w:lang w:val="ru-RU"/>
         </w:rPr>
         <w:t>target</w:t>
       </w:r>
-      <w:proofErr w:type="spellEnd"/>
       <w:r>
         <w:rPr>
           <w:lang w:val="ru-RU"/>
@@ -12250,14 +12007,12 @@
             <w:pPr>
               <w:spacing w:after="30" w:line="240" w:lineRule="auto"/>
             </w:pPr>
-            <w:proofErr w:type="spellStart"/>
             <w:r>
               <w:rPr>
                 <w:sz w:val="20"/>
               </w:rPr>
               <w:t>Назв.Поставщика</w:t>
             </w:r>
-            <w:proofErr w:type="spellEnd"/>
           </w:p>
         </w:tc>
         <w:tc>
@@ -12728,15 +12483,51 @@
           <w:tab w:val="num" w:pos="426"/>
         </w:tabs>
         <w:ind w:left="426" w:hanging="256"/>
-        <w:rPr>
-          <w:lang w:val="ru-RU"/>
-        </w:rPr>
-      </w:pPr>
-      <w:r>
-        <w:rPr>
-          <w:lang w:val="ru-RU"/>
-        </w:rPr>
-        <w:t>Заполните Excel. Программа читает первые 7 колонок: supplier_name, article, supplier_product_name, our_product_name, price_date, price, currency.</w:t>
+      </w:pPr>
+      <w:r>
+        <w:rPr>
+          <w:lang w:val="ru-RU"/>
+        </w:rPr>
+        <w:t>Заполните</w:t>
+      </w:r>
+      <w:r>
+        <w:t xml:space="preserve"> Excel. </w:t>
+      </w:r>
+      <w:r>
+        <w:rPr>
+          <w:lang w:val="ru-RU"/>
+        </w:rPr>
+        <w:t>Программа</w:t>
+      </w:r>
+      <w:r>
+        <w:t xml:space="preserve"> </w:t>
+      </w:r>
+      <w:r>
+        <w:rPr>
+          <w:lang w:val="ru-RU"/>
+        </w:rPr>
+        <w:t>читает</w:t>
+      </w:r>
+      <w:r>
+        <w:t xml:space="preserve"> </w:t>
+      </w:r>
+      <w:r>
+        <w:rPr>
+          <w:lang w:val="ru-RU"/>
+        </w:rPr>
+        <w:t>первые</w:t>
+      </w:r>
+      <w:r>
+        <w:t xml:space="preserve"> 7 </w:t>
+      </w:r>
+      <w:r>
+        <w:rPr>
+          <w:lang w:val="ru-RU"/>
+        </w:rPr>
+        <w:t>колонок</w:t>
+      </w:r>
+      <w:r>
+        <w:t>: supplier_name, article, supplier_product_name, our_product_name, price_date, price, currency.</w:t>
       </w:r>
     </w:p>
     <w:p>
@@ -13262,6 +13053,7 @@
       </w:pPr>
       <w:r>
         <w:rPr>
+          <w:noProof/>
           <w:lang w:val="ru-RU"/>
         </w:rPr>
         <w:drawing>
@@ -13327,21 +13119,7 @@
         <w:rPr>
           <w:lang w:val="ru-RU"/>
         </w:rPr>
-        <w:t xml:space="preserve">Раздел «Подбор Продуктов по списку» помогает заранее сопоставить список внешних артикулов и названий с базой продуктов. Это полезно перед загрузкой новых прайсов или перед исправлением большого количества </w:t>
-      </w:r>
-      <w:proofErr w:type="spellStart"/>
-      <w:r>
-        <w:rPr>
-          <w:lang w:val="ru-RU"/>
-        </w:rPr>
-        <w:t>несопоставленных</w:t>
-      </w:r>
-      <w:proofErr w:type="spellEnd"/>
-      <w:r>
-        <w:rPr>
-          <w:lang w:val="ru-RU"/>
-        </w:rPr>
-        <w:t xml:space="preserve"> строк.</w:t>
+        <w:t>Раздел «Подбор Продуктов по списку» помогает заранее сопоставить список внешних артикулов и названий с базой продуктов. Это полезно перед загрузкой новых прайсов или перед исправлением большого количества несопоставленных строк.</w:t>
       </w:r>
     </w:p>
     <w:p>
@@ -13984,15 +13762,60 @@
           <w:tab w:val="num" w:pos="426"/>
         </w:tabs>
         <w:ind w:left="426" w:hanging="256"/>
-        <w:rPr>
-          <w:lang w:val="ru-RU"/>
-        </w:rPr>
-      </w:pPr>
-      <w:r>
-        <w:rPr>
-          <w:lang w:val="ru-RU"/>
-        </w:rPr>
-        <w:t>Если продукта нет в базе, заполните «Product name (for new)», «Brand (for new)», «Pack (for new)», «Excise duty (for new)».</w:t>
+      </w:pPr>
+      <w:r>
+        <w:rPr>
+          <w:lang w:val="ru-RU"/>
+        </w:rPr>
+        <w:t>Если</w:t>
+      </w:r>
+      <w:r>
+        <w:t xml:space="preserve"> </w:t>
+      </w:r>
+      <w:r>
+        <w:rPr>
+          <w:lang w:val="ru-RU"/>
+        </w:rPr>
+        <w:t>продукта</w:t>
+      </w:r>
+      <w:r>
+        <w:t xml:space="preserve"> </w:t>
+      </w:r>
+      <w:r>
+        <w:rPr>
+          <w:lang w:val="ru-RU"/>
+        </w:rPr>
+        <w:t>нет</w:t>
+      </w:r>
+      <w:r>
+        <w:t xml:space="preserve"> </w:t>
+      </w:r>
+      <w:r>
+        <w:rPr>
+          <w:lang w:val="ru-RU"/>
+        </w:rPr>
+        <w:t>в</w:t>
+      </w:r>
+      <w:r>
+        <w:t xml:space="preserve"> </w:t>
+      </w:r>
+      <w:r>
+        <w:rPr>
+          <w:lang w:val="ru-RU"/>
+        </w:rPr>
+        <w:t>базе</w:t>
+      </w:r>
+      <w:r>
+        <w:t xml:space="preserve">, </w:t>
+      </w:r>
+      <w:r>
+        <w:rPr>
+          <w:lang w:val="ru-RU"/>
+        </w:rPr>
+        <w:t>заполните</w:t>
+      </w:r>
+      <w:r>
+        <w:t xml:space="preserve"> «Product name (for new)», «Brand (for new)», «Pack (for new)», «Excise duty (for new)».</w:t>
       </w:r>
     </w:p>
     <w:p>
@@ -14145,14 +13968,12 @@
         </w:rPr>
         <w:t xml:space="preserve">Блок «Расчеты» выполняет операции, которые меняют рабочие данные: импортирует прайсы, считает себестоимость, обновляет остатки и заказы, рассчитывает </w:t>
       </w:r>
-      <w:proofErr w:type="spellStart"/>
       <w:r>
         <w:rPr>
           <w:lang w:val="ru-RU"/>
         </w:rPr>
         <w:t>target</w:t>
       </w:r>
-      <w:proofErr w:type="spellEnd"/>
       <w:r>
         <w:rPr>
           <w:lang w:val="ru-RU"/>
@@ -14308,23 +14129,7 @@
                 <w:sz w:val="20"/>
                 <w:lang w:val="ru-RU"/>
               </w:rPr>
-              <w:t>Включите, если поставщика еще нет в справочнике. Тогда заполните «</w:t>
-            </w:r>
-            <w:proofErr w:type="spellStart"/>
-            <w:r>
-              <w:rPr>
-                <w:sz w:val="20"/>
-                <w:lang w:val="ru-RU"/>
-              </w:rPr>
-              <w:t>Назв.Нового</w:t>
-            </w:r>
-            <w:proofErr w:type="spellEnd"/>
-            <w:r>
-              <w:rPr>
-                <w:sz w:val="20"/>
-                <w:lang w:val="ru-RU"/>
-              </w:rPr>
-              <w:t xml:space="preserve"> Пост.».</w:t>
+              <w:t>Включите, если поставщика еще нет в справочнике. Тогда заполните «Назв.Нового Пост.».</w:t>
             </w:r>
           </w:p>
         </w:tc>
@@ -14369,55 +14174,7 @@
                 <w:sz w:val="20"/>
                 <w:lang w:val="ru-RU"/>
               </w:rPr>
-              <w:t>Выберите существующего поставщика. При выборе подтягиваются валюта, курс, транспорт, Re-</w:t>
-            </w:r>
-            <w:proofErr w:type="spellStart"/>
-            <w:r>
-              <w:rPr>
-                <w:sz w:val="20"/>
-                <w:lang w:val="ru-RU"/>
-              </w:rPr>
-              <w:t>export</w:t>
-            </w:r>
-            <w:proofErr w:type="spellEnd"/>
-            <w:r>
-              <w:rPr>
-                <w:sz w:val="20"/>
-                <w:lang w:val="ru-RU"/>
-              </w:rPr>
-              <w:t xml:space="preserve"> %, FX </w:t>
-            </w:r>
-            <w:proofErr w:type="spellStart"/>
-            <w:r>
-              <w:rPr>
-                <w:sz w:val="20"/>
-                <w:lang w:val="ru-RU"/>
-              </w:rPr>
-              <w:t>Markup</w:t>
-            </w:r>
-            <w:proofErr w:type="spellEnd"/>
-            <w:r>
-              <w:rPr>
-                <w:sz w:val="20"/>
-                <w:lang w:val="ru-RU"/>
-              </w:rPr>
-              <w:t xml:space="preserve"> %, Agent </w:t>
-            </w:r>
-            <w:proofErr w:type="spellStart"/>
-            <w:r>
-              <w:rPr>
-                <w:sz w:val="20"/>
-                <w:lang w:val="ru-RU"/>
-              </w:rPr>
-              <w:t>Fee</w:t>
-            </w:r>
-            <w:proofErr w:type="spellEnd"/>
-            <w:r>
-              <w:rPr>
-                <w:sz w:val="20"/>
-                <w:lang w:val="ru-RU"/>
-              </w:rPr>
-              <w:t xml:space="preserve"> и другие параметры.</w:t>
+              <w:t>Выберите существующего поставщика. При выборе подтягиваются валюта, курс, транспорт, Re-export %, FX Markup %, Agent Fee и другие параметры.</w:t>
             </w:r>
           </w:p>
         </w:tc>
@@ -14437,21 +14194,12 @@
                 <w:lang w:val="ru-RU"/>
               </w:rPr>
             </w:pPr>
-            <w:proofErr w:type="spellStart"/>
-            <w:r>
-              <w:rPr>
-                <w:sz w:val="20"/>
-                <w:lang w:val="ru-RU"/>
-              </w:rPr>
-              <w:t>Назв.Нового</w:t>
-            </w:r>
-            <w:proofErr w:type="spellEnd"/>
-            <w:r>
-              <w:rPr>
-                <w:sz w:val="20"/>
-                <w:lang w:val="ru-RU"/>
-              </w:rPr>
-              <w:t xml:space="preserve"> Пост.</w:t>
+            <w:r>
+              <w:rPr>
+                <w:sz w:val="20"/>
+                <w:lang w:val="ru-RU"/>
+              </w:rPr>
+              <w:t>Назв.Нового Пост.</w:t>
             </w:r>
           </w:p>
         </w:tc>
@@ -14676,23 +14424,7 @@
                 <w:sz w:val="20"/>
                 <w:lang w:val="ru-RU"/>
               </w:rPr>
-              <w:t xml:space="preserve">FX </w:t>
-            </w:r>
-            <w:proofErr w:type="spellStart"/>
-            <w:r>
-              <w:rPr>
-                <w:sz w:val="20"/>
-                <w:lang w:val="ru-RU"/>
-              </w:rPr>
-              <w:t>Markup</w:t>
-            </w:r>
-            <w:proofErr w:type="spellEnd"/>
-            <w:r>
-              <w:rPr>
-                <w:sz w:val="20"/>
-                <w:lang w:val="ru-RU"/>
-              </w:rPr>
-              <w:t xml:space="preserve"> %</w:t>
+              <w:t>FX Markup %</w:t>
             </w:r>
           </w:p>
         </w:tc>
@@ -14737,23 +14469,7 @@
                 <w:sz w:val="20"/>
                 <w:lang w:val="ru-RU"/>
               </w:rPr>
-              <w:t>Re-</w:t>
-            </w:r>
-            <w:proofErr w:type="spellStart"/>
-            <w:r>
-              <w:rPr>
-                <w:sz w:val="20"/>
-                <w:lang w:val="ru-RU"/>
-              </w:rPr>
-              <w:t>export</w:t>
-            </w:r>
-            <w:proofErr w:type="spellEnd"/>
-            <w:r>
-              <w:rPr>
-                <w:sz w:val="20"/>
-                <w:lang w:val="ru-RU"/>
-              </w:rPr>
-              <w:t xml:space="preserve"> %</w:t>
+              <w:t>Re-export %</w:t>
             </w:r>
           </w:p>
         </w:tc>
@@ -14798,17 +14514,8 @@
                 <w:sz w:val="20"/>
                 <w:lang w:val="ru-RU"/>
               </w:rPr>
-              <w:t xml:space="preserve">Agent </w:t>
-            </w:r>
-            <w:proofErr w:type="spellStart"/>
-            <w:r>
-              <w:rPr>
-                <w:sz w:val="20"/>
-                <w:lang w:val="ru-RU"/>
-              </w:rPr>
-              <w:t>Fee</w:t>
-            </w:r>
-            <w:proofErr w:type="spellEnd"/>
+              <w:t>Agent Fee</w:t>
+            </w:r>
           </w:p>
         </w:tc>
         <w:tc>
@@ -14872,23 +14579,7 @@
                 <w:sz w:val="20"/>
                 <w:lang w:val="ru-RU"/>
               </w:rPr>
-              <w:t xml:space="preserve">Маршрут: «через Ново» или «в </w:t>
-            </w:r>
-            <w:proofErr w:type="spellStart"/>
-            <w:r>
-              <w:rPr>
-                <w:sz w:val="20"/>
-                <w:lang w:val="ru-RU"/>
-              </w:rPr>
-              <w:t>Мск</w:t>
-            </w:r>
-            <w:proofErr w:type="spellEnd"/>
-            <w:r>
-              <w:rPr>
-                <w:sz w:val="20"/>
-                <w:lang w:val="ru-RU"/>
-              </w:rPr>
-              <w:t>».</w:t>
+              <w:t>Маршрут: «через Ново» или «в Мск».</w:t>
             </w:r>
           </w:p>
         </w:tc>
@@ -14978,39 +14669,7 @@
                 <w:sz w:val="20"/>
                 <w:lang w:val="ru-RU"/>
               </w:rPr>
-              <w:t xml:space="preserve">«да», если нужно учитывать </w:t>
-            </w:r>
-            <w:proofErr w:type="spellStart"/>
-            <w:r>
-              <w:rPr>
-                <w:sz w:val="20"/>
-                <w:lang w:val="ru-RU"/>
-              </w:rPr>
-              <w:t>Customs</w:t>
-            </w:r>
-            <w:proofErr w:type="spellEnd"/>
-            <w:r>
-              <w:rPr>
-                <w:sz w:val="20"/>
-                <w:lang w:val="ru-RU"/>
-              </w:rPr>
-              <w:t xml:space="preserve"> </w:t>
-            </w:r>
-            <w:proofErr w:type="spellStart"/>
-            <w:r>
-              <w:rPr>
-                <w:sz w:val="20"/>
-                <w:lang w:val="ru-RU"/>
-              </w:rPr>
-              <w:t>clearance</w:t>
-            </w:r>
-            <w:proofErr w:type="spellEnd"/>
-            <w:r>
-              <w:rPr>
-                <w:sz w:val="20"/>
-                <w:lang w:val="ru-RU"/>
-              </w:rPr>
-              <w:t>.</w:t>
+              <w:t>«да», если нужно учитывать Customs clearance.</w:t>
             </w:r>
           </w:p>
         </w:tc>
@@ -15165,46 +14824,12 @@
                 <w:lang w:val="ru-RU"/>
               </w:rPr>
             </w:pPr>
-            <w:proofErr w:type="spellStart"/>
-            <w:r>
-              <w:rPr>
-                <w:sz w:val="20"/>
-                <w:lang w:val="ru-RU"/>
-              </w:rPr>
-              <w:t>искл</w:t>
-            </w:r>
-            <w:proofErr w:type="spellEnd"/>
-            <w:r>
-              <w:rPr>
-                <w:sz w:val="20"/>
-                <w:lang w:val="ru-RU"/>
-              </w:rPr>
-              <w:t xml:space="preserve">. Цены </w:t>
-            </w:r>
-            <w:proofErr w:type="gramStart"/>
-            <w:r>
-              <w:rPr>
-                <w:sz w:val="20"/>
-                <w:lang w:val="ru-RU"/>
-              </w:rPr>
-              <w:t>Постав-</w:t>
-            </w:r>
-            <w:proofErr w:type="spellStart"/>
-            <w:r>
-              <w:rPr>
-                <w:sz w:val="20"/>
-                <w:lang w:val="ru-RU"/>
-              </w:rPr>
-              <w:t>ов</w:t>
-            </w:r>
-            <w:proofErr w:type="spellEnd"/>
-            <w:proofErr w:type="gramEnd"/>
-            <w:r>
-              <w:rPr>
-                <w:sz w:val="20"/>
-                <w:lang w:val="ru-RU"/>
-              </w:rPr>
-              <w:t xml:space="preserve"> старше ... мес.</w:t>
+            <w:r>
+              <w:rPr>
+                <w:sz w:val="20"/>
+                <w:lang w:val="ru-RU"/>
+              </w:rPr>
+              <w:t>искл. Цены Постав-ов старше ... мес.</w:t>
             </w:r>
           </w:p>
         </w:tc>
@@ -15748,21 +15373,7 @@
         <w:rPr>
           <w:lang w:val="ru-RU"/>
         </w:rPr>
-        <w:t>Выберите «Назв. Поставщика» или включите «Новый поставщик?» и заполните «</w:t>
-      </w:r>
-      <w:proofErr w:type="spellStart"/>
-      <w:r>
-        <w:rPr>
-          <w:lang w:val="ru-RU"/>
-        </w:rPr>
-        <w:t>Назв.Нового</w:t>
-      </w:r>
-      <w:proofErr w:type="spellEnd"/>
-      <w:r>
-        <w:rPr>
-          <w:lang w:val="ru-RU"/>
-        </w:rPr>
-        <w:t xml:space="preserve"> Пост.».</w:t>
+        <w:t>Выберите «Назв. Поставщика» или включите «Новый поставщик?» и заполните «Назв.Нового Пост.».</w:t>
       </w:r>
     </w:p>
     <w:p>
@@ -15819,14 +15430,12 @@
         </w:rPr>
         <w:t xml:space="preserve"> </w:t>
       </w:r>
-      <w:proofErr w:type="spellStart"/>
       <w:r>
         <w:rPr>
           <w:lang w:val="ru-RU"/>
         </w:rPr>
         <w:t>Markup</w:t>
       </w:r>
-      <w:proofErr w:type="spellEnd"/>
       <w:r>
         <w:rPr>
           <w:lang w:val="ru-RU"/>
@@ -15845,14 +15454,12 @@
         </w:rPr>
         <w:t xml:space="preserve"> </w:t>
       </w:r>
-      <w:proofErr w:type="spellStart"/>
       <w:r>
         <w:rPr>
           <w:lang w:val="ru-RU"/>
         </w:rPr>
         <w:t>Fee</w:t>
       </w:r>
-      <w:proofErr w:type="spellEnd"/>
       <w:r>
         <w:rPr>
           <w:lang w:val="ru-RU"/>
@@ -15895,13 +15502,7 @@
         <w:rPr>
           <w:lang w:val="ru-RU"/>
         </w:rPr>
-        <w:t xml:space="preserve">Выберете хотите ли </w:t>
-      </w:r>
-      <w:r>
-        <w:rPr>
-          <w:lang w:val="ru-RU"/>
-        </w:rPr>
-        <w:t>включать данного Поставщика в рейтинг подбора цен</w:t>
+        <w:t>Выберете хотите ли включать данного Поставщика в рейтинг подбора цен</w:t>
       </w:r>
     </w:p>
     <w:p>
@@ -15922,47 +15523,11 @@
         </w:rPr>
         <w:t>Выберите «</w:t>
       </w:r>
-      <w:proofErr w:type="spellStart"/>
-      <w:r>
-        <w:rPr>
-          <w:lang w:val="ru-RU"/>
-        </w:rPr>
-        <w:t>искл</w:t>
-      </w:r>
-      <w:proofErr w:type="spellEnd"/>
-      <w:r>
-        <w:rPr>
-          <w:lang w:val="ru-RU"/>
-        </w:rPr>
-        <w:t>. Цены Постав-</w:t>
-      </w:r>
-      <w:proofErr w:type="spellStart"/>
-      <w:r>
-        <w:rPr>
-          <w:lang w:val="ru-RU"/>
-        </w:rPr>
-        <w:t>ов</w:t>
-      </w:r>
-      <w:proofErr w:type="spellEnd"/>
-      <w:r>
-        <w:rPr>
-          <w:lang w:val="ru-RU"/>
-        </w:rPr>
-        <w:t xml:space="preserve"> старше ... </w:t>
-      </w:r>
-      <w:proofErr w:type="spellStart"/>
-      <w:r>
-        <w:rPr>
-          <w:lang w:val="ru-RU"/>
-        </w:rPr>
-        <w:t>мес</w:t>
-      </w:r>
-      <w:proofErr w:type="spellEnd"/>
-      <w:r>
-        <w:rPr>
-          <w:lang w:val="ru-RU"/>
-        </w:rPr>
-        <w:t>»</w:t>
+      <w:r>
+        <w:rPr>
+          <w:lang w:val="ru-RU"/>
+        </w:rPr>
+        <w:t>искл. Цены Постав-ов старше ... мес»</w:t>
       </w:r>
       <w:r>
         <w:rPr>
@@ -16642,14 +16207,12 @@
         </w:rPr>
         <w:t xml:space="preserve"> </w:t>
       </w:r>
-      <w:proofErr w:type="spellStart"/>
       <w:r>
         <w:rPr>
           <w:lang w:val="ru-RU"/>
         </w:rPr>
         <w:t>Msk</w:t>
       </w:r>
-      <w:proofErr w:type="spellEnd"/>
       <w:r>
         <w:rPr>
           <w:lang w:val="ru-RU"/>
@@ -17114,17 +16677,8 @@
                 <w:sz w:val="20"/>
                 <w:lang w:val="ru-RU"/>
               </w:rPr>
-              <w:t xml:space="preserve">Расчет </w:t>
-            </w:r>
-            <w:proofErr w:type="spellStart"/>
-            <w:r>
-              <w:rPr>
-                <w:sz w:val="20"/>
-                <w:lang w:val="ru-RU"/>
-              </w:rPr>
-              <w:t>Себ-ти</w:t>
-            </w:r>
-            <w:proofErr w:type="spellEnd"/>
+              <w:t>Расчет Себ-ти</w:t>
+            </w:r>
           </w:p>
         </w:tc>
         <w:tc>
@@ -17907,14 +17461,12 @@
         </w:rPr>
         <w:t xml:space="preserve"> </w:t>
       </w:r>
-      <w:proofErr w:type="spellStart"/>
       <w:r>
         <w:rPr>
           <w:lang w:val="ru-RU"/>
         </w:rPr>
         <w:t>name</w:t>
       </w:r>
-      <w:proofErr w:type="spellEnd"/>
       <w:r>
         <w:rPr>
           <w:lang w:val="ru-RU"/>
@@ -17963,21 +17515,7 @@
         <w:rPr>
           <w:lang w:val="ru-RU"/>
         </w:rPr>
-        <w:t xml:space="preserve">сделать расчет </w:t>
-      </w:r>
-      <w:proofErr w:type="gramStart"/>
-      <w:r>
-        <w:rPr>
-          <w:lang w:val="ru-RU"/>
-        </w:rPr>
-        <w:t>по цене</w:t>
-      </w:r>
-      <w:proofErr w:type="gramEnd"/>
-      <w:r>
-        <w:rPr>
-          <w:lang w:val="ru-RU"/>
-        </w:rPr>
-        <w:t xml:space="preserve"> внесенной вручную</w:t>
+        <w:t>сделать расчет по цене внесенной вручную</w:t>
       </w:r>
       <w:r>
         <w:rPr>
@@ -18021,21 +17559,7 @@
         <w:rPr>
           <w:lang w:val="ru-RU"/>
         </w:rPr>
-        <w:t xml:space="preserve">Нажмите «Расчет </w:t>
-      </w:r>
-      <w:proofErr w:type="spellStart"/>
-      <w:r>
-        <w:rPr>
-          <w:lang w:val="ru-RU"/>
-        </w:rPr>
-        <w:t>Себ-ти</w:t>
-      </w:r>
-      <w:proofErr w:type="spellEnd"/>
-      <w:r>
-        <w:rPr>
-          <w:lang w:val="ru-RU"/>
-        </w:rPr>
-        <w:t>».</w:t>
+        <w:t>Нажмите «Расчет Себ-ти».</w:t>
       </w:r>
     </w:p>
     <w:p>
@@ -18288,14 +17812,12 @@
         </w:rPr>
         <w:t xml:space="preserve"> </w:t>
       </w:r>
-      <w:proofErr w:type="spellStart"/>
       <w:r>
         <w:rPr>
           <w:lang w:val="ru-RU"/>
         </w:rPr>
         <w:t>Msk</w:t>
       </w:r>
-      <w:proofErr w:type="spellEnd"/>
       <w:r>
         <w:rPr>
           <w:lang w:val="ru-RU"/>
@@ -18345,14 +17867,12 @@
         </w:rPr>
         <w:t xml:space="preserve"> </w:t>
       </w:r>
-      <w:proofErr w:type="spellStart"/>
       <w:r>
         <w:rPr>
           <w:lang w:val="ru-RU"/>
         </w:rPr>
         <w:t>Msk</w:t>
       </w:r>
-      <w:proofErr w:type="spellEnd"/>
       <w:r>
         <w:rPr>
           <w:lang w:val="ru-RU"/>
@@ -18457,51 +17977,21 @@
         <w:rPr>
           <w:lang w:val="ru-RU"/>
         </w:rPr>
-        <w:t xml:space="preserve">2.3. Остатки / Заказы </w:t>
-      </w:r>
-      <w:proofErr w:type="gramStart"/>
-      <w:r>
-        <w:rPr>
-          <w:lang w:val="ru-RU"/>
-        </w:rPr>
-        <w:t>Пост-</w:t>
-      </w:r>
-      <w:proofErr w:type="spellStart"/>
-      <w:r>
-        <w:rPr>
-          <w:lang w:val="ru-RU"/>
-        </w:rPr>
-        <w:t>ов</w:t>
+        <w:t>2.3. Остатки / Заказы Пост-ов</w:t>
       </w:r>
       <w:bookmarkEnd w:id="58"/>
-      <w:proofErr w:type="spellEnd"/>
-      <w:proofErr w:type="gramEnd"/>
-    </w:p>
-    <w:p>
-      <w:pPr>
-        <w:rPr>
-          <w:lang w:val="ru-RU"/>
-        </w:rPr>
-      </w:pPr>
-      <w:r>
-        <w:rPr>
-          <w:lang w:val="ru-RU"/>
-        </w:rPr>
-        <w:t>Раздел «Остатки / Заказы Пост-</w:t>
-      </w:r>
-      <w:proofErr w:type="spellStart"/>
-      <w:r>
-        <w:rPr>
-          <w:lang w:val="ru-RU"/>
-        </w:rPr>
-        <w:t>ов</w:t>
-      </w:r>
-      <w:proofErr w:type="spellEnd"/>
-      <w:r>
-        <w:rPr>
-          <w:lang w:val="ru-RU"/>
-        </w:rPr>
-        <w:t xml:space="preserve">» обновляет данные по остаткам, транзиту, заказам поставщиков и </w:t>
+    </w:p>
+    <w:p>
+      <w:pPr>
+        <w:rPr>
+          <w:lang w:val="ru-RU"/>
+        </w:rPr>
+      </w:pPr>
+      <w:r>
+        <w:rPr>
+          <w:lang w:val="ru-RU"/>
+        </w:rPr>
+        <w:t xml:space="preserve">Раздел «Остатки / Заказы Пост-ов» обновляет данные по остаткам, транзиту, заказам поставщиков и </w:t>
       </w:r>
       <w:r>
         <w:t>IS</w:t>
@@ -18549,7 +18039,6 @@
             <w:pPr>
               <w:spacing w:after="30" w:line="240" w:lineRule="auto"/>
             </w:pPr>
-            <w:proofErr w:type="spellStart"/>
             <w:r>
               <w:rPr>
                 <w:b/>
@@ -18558,7 +18047,6 @@
               </w:rPr>
               <w:t>Режим</w:t>
             </w:r>
-            <w:proofErr w:type="spellEnd"/>
           </w:p>
         </w:tc>
         <w:tc>
@@ -19363,21 +18851,7 @@
         <w:rPr>
           <w:lang w:val="ru-RU"/>
         </w:rPr>
-        <w:t>Откройте «Расчеты/Обновление» → «Остатки / Заказы Пост-</w:t>
-      </w:r>
-      <w:proofErr w:type="spellStart"/>
-      <w:r>
-        <w:rPr>
-          <w:lang w:val="ru-RU"/>
-        </w:rPr>
-        <w:t>ов</w:t>
-      </w:r>
-      <w:proofErr w:type="spellEnd"/>
-      <w:r>
-        <w:rPr>
-          <w:lang w:val="ru-RU"/>
-        </w:rPr>
-        <w:t>».</w:t>
+        <w:t>Откройте «Расчеты/Обновление» → «Остатки / Заказы Пост-ов».</w:t>
       </w:r>
     </w:p>
     <w:p>
@@ -19429,7 +18903,6 @@
         </w:rPr>
         <w:t>-файл с листом «</w:t>
       </w:r>
-      <w:proofErr w:type="spellStart"/>
       <w:r>
         <w:rPr>
           <w:lang w:val="ru-RU"/>
@@ -19448,7 +18921,6 @@
         </w:rPr>
         <w:t>Price</w:t>
       </w:r>
-      <w:proofErr w:type="spellEnd"/>
       <w:r>
         <w:rPr>
           <w:lang w:val="ru-RU"/>
@@ -19474,28 +18946,24 @@
         </w:rPr>
         <w:t>Проверьте строки в таблице. Особое внимание уделите строкам без «</w:t>
       </w:r>
-      <w:proofErr w:type="spellStart"/>
       <w:r>
         <w:rPr>
           <w:lang w:val="ru-RU"/>
         </w:rPr>
         <w:t>Our</w:t>
       </w:r>
-      <w:proofErr w:type="spellEnd"/>
       <w:r>
         <w:rPr>
           <w:lang w:val="ru-RU"/>
         </w:rPr>
         <w:t xml:space="preserve"> </w:t>
       </w:r>
-      <w:proofErr w:type="spellStart"/>
       <w:r>
         <w:rPr>
           <w:lang w:val="ru-RU"/>
         </w:rPr>
         <w:t>product</w:t>
       </w:r>
-      <w:proofErr w:type="spellEnd"/>
       <w:r>
         <w:rPr>
           <w:lang w:val="ru-RU"/>
@@ -19776,28 +19244,24 @@
         </w:rPr>
         <w:t>Исключает технические или нерелевантные бренды, например «-», «</w:t>
       </w:r>
-      <w:proofErr w:type="spellStart"/>
       <w:r>
         <w:rPr>
           <w:lang w:val="ru-RU"/>
         </w:rPr>
         <w:t>PhoenixOil</w:t>
       </w:r>
-      <w:proofErr w:type="spellEnd"/>
       <w:r>
         <w:rPr>
           <w:lang w:val="ru-RU"/>
         </w:rPr>
         <w:t>», «</w:t>
       </w:r>
-      <w:proofErr w:type="spellStart"/>
       <w:r>
         <w:rPr>
           <w:lang w:val="ru-RU"/>
         </w:rPr>
         <w:t>Gazpromneft</w:t>
       </w:r>
-      <w:proofErr w:type="spellEnd"/>
       <w:r>
         <w:rPr>
           <w:lang w:val="ru-RU"/>
@@ -19816,28 +19280,24 @@
         </w:rPr>
         <w:t>», «</w:t>
       </w:r>
-      <w:proofErr w:type="spellStart"/>
       <w:r>
         <w:rPr>
           <w:lang w:val="ru-RU"/>
         </w:rPr>
         <w:t>Coolstream</w:t>
       </w:r>
-      <w:proofErr w:type="spellEnd"/>
       <w:r>
         <w:rPr>
           <w:lang w:val="ru-RU"/>
         </w:rPr>
         <w:t>», «</w:t>
       </w:r>
-      <w:proofErr w:type="spellStart"/>
       <w:r>
         <w:rPr>
           <w:lang w:val="ru-RU"/>
         </w:rPr>
         <w:t>Mannol</w:t>
       </w:r>
-      <w:proofErr w:type="spellEnd"/>
       <w:r>
         <w:rPr>
           <w:lang w:val="ru-RU"/>
@@ -19957,11 +19417,30 @@
     </w:p>
     <w:p>
       <w:pPr>
+        <w:pStyle w:val="ListBullet"/>
+        <w:numPr>
+          <w:ilvl w:val="0"/>
+          <w:numId w:val="0"/>
+        </w:numPr>
+        <w:ind w:left="360" w:hanging="360"/>
+        <w:rPr>
+          <w:lang w:val="ru-RU"/>
+        </w:rPr>
+      </w:pPr>
+    </w:p>
+    <w:p>
+      <w:pPr>
         <w:pStyle w:val="Heading3"/>
       </w:pPr>
       <w:bookmarkStart w:id="63" w:name="sec_062"/>
       <w:r>
-        <w:t>2.3.5. Пошагово: обновить заказы поставщиков</w:t>
+        <w:rPr>
+          <w:lang w:val="ru-RU"/>
+        </w:rPr>
+        <w:t xml:space="preserve">2.3.5. </w:t>
+      </w:r>
+      <w:r>
+        <w:t>Пошагово: обновить заказы поставщиков</w:t>
       </w:r>
       <w:bookmarkEnd w:id="63"/>
     </w:p>
@@ -20093,11 +19572,9 @@
         </w:rPr>
         <w:t xml:space="preserve"> (файл с данными </w:t>
       </w:r>
-      <w:proofErr w:type="spellStart"/>
       <w:r>
         <w:t>Interstar</w:t>
       </w:r>
-      <w:proofErr w:type="spellEnd"/>
       <w:r>
         <w:rPr>
           <w:lang w:val="ru-RU"/>
@@ -20370,6 +19847,7 @@
         <w:rPr>
           <w:lang w:val="ru-RU"/>
         </w:rPr>
+        <w:lastRenderedPageBreak/>
         <w:t>2.4. Быстрый расчет Коста</w:t>
       </w:r>
       <w:bookmarkEnd w:id="65"/>
@@ -20440,11 +19918,9 @@
         </w:rPr>
         <w:t xml:space="preserve"> </w:t>
       </w:r>
-      <w:proofErr w:type="spellStart"/>
       <w:r>
         <w:t>Msk</w:t>
       </w:r>
-      <w:proofErr w:type="spellEnd"/>
       <w:r>
         <w:rPr>
           <w:lang w:val="ru-RU"/>
@@ -20458,7 +19934,6 @@
       </w:pPr>
       <w:bookmarkStart w:id="66" w:name="sec_065"/>
       <w:r>
-        <w:lastRenderedPageBreak/>
         <w:t>2.4.1. Поля расчета</w:t>
       </w:r>
       <w:bookmarkEnd w:id="66"/>
@@ -21031,21 +20506,12 @@
               </w:rPr>
               <w:t>Ц</w:t>
             </w:r>
-            <w:proofErr w:type="spellStart"/>
-            <w:r>
-              <w:rPr>
-                <w:sz w:val="20"/>
-                <w:lang w:val="ru-RU"/>
-              </w:rPr>
-              <w:t>ена</w:t>
-            </w:r>
-            <w:proofErr w:type="spellEnd"/>
-            <w:r>
-              <w:rPr>
-                <w:sz w:val="20"/>
-                <w:lang w:val="ru-RU"/>
-              </w:rPr>
-              <w:t xml:space="preserve"> поставщика</w:t>
+            <w:r>
+              <w:rPr>
+                <w:sz w:val="20"/>
+                <w:lang w:val="ru-RU"/>
+              </w:rPr>
+              <w:t>ена поставщика</w:t>
             </w:r>
           </w:p>
         </w:tc>
@@ -21108,21 +20574,12 @@
               </w:rPr>
               <w:t xml:space="preserve">Результат расчета себестоимости </w:t>
             </w:r>
-            <w:proofErr w:type="gramStart"/>
-            <w:r>
-              <w:rPr>
-                <w:sz w:val="20"/>
-                <w:lang w:val="ru-RU"/>
-              </w:rPr>
-              <w:t>в Ново</w:t>
-            </w:r>
-            <w:proofErr w:type="gramEnd"/>
-            <w:r>
-              <w:rPr>
-                <w:sz w:val="20"/>
-                <w:lang w:val="ru-RU"/>
-              </w:rPr>
-              <w:t xml:space="preserve"> </w:t>
+            <w:r>
+              <w:rPr>
+                <w:sz w:val="20"/>
+                <w:lang w:val="ru-RU"/>
+              </w:rPr>
+              <w:t xml:space="preserve">в Ново </w:t>
             </w:r>
             <w:r>
               <w:rPr>
@@ -21150,16 +20607,8 @@
               <w:rPr>
                 <w:sz w:val="20"/>
               </w:rPr>
-              <w:t xml:space="preserve">Full cost </w:t>
-            </w:r>
-            <w:proofErr w:type="spellStart"/>
-            <w:r>
-              <w:rPr>
-                <w:sz w:val="20"/>
-              </w:rPr>
-              <w:t>Msk</w:t>
-            </w:r>
-            <w:proofErr w:type="spellEnd"/>
+              <w:t>Full cost Msk</w:t>
+            </w:r>
           </w:p>
         </w:tc>
         <w:tc>
@@ -21441,6 +20890,9 @@
           <w:numId w:val="0"/>
         </w:numPr>
         <w:ind w:left="360" w:hanging="360"/>
+        <w:rPr>
+          <w:lang w:val="ru-RU"/>
+        </w:rPr>
       </w:pPr>
     </w:p>
     <w:p>
@@ -21459,6 +20911,7 @@
         <w:rPr>
           <w:noProof/>
         </w:rPr>
+        <w:lastRenderedPageBreak/>
         <w:drawing>
           <wp:inline distT="0" distB="0" distL="0" distR="0" wp14:anchorId="1FAC0A16" wp14:editId="49A8C2C2">
             <wp:extent cx="5369442" cy="3085892"/>
@@ -21508,7 +20961,6 @@
         <w:rPr>
           <w:lang w:val="ru-RU"/>
         </w:rPr>
-        <w:lastRenderedPageBreak/>
         <w:t xml:space="preserve">2.5. </w:t>
       </w:r>
       <w:r>
@@ -21521,25 +20973,9 @@
         <w:rPr>
           <w:lang w:val="ru-RU"/>
         </w:rPr>
-        <w:t xml:space="preserve"> цены для </w:t>
-      </w:r>
-      <w:proofErr w:type="gramStart"/>
-      <w:r>
-        <w:rPr>
-          <w:lang w:val="ru-RU"/>
-        </w:rPr>
-        <w:t>Пост-</w:t>
-      </w:r>
-      <w:proofErr w:type="spellStart"/>
-      <w:r>
-        <w:rPr>
-          <w:lang w:val="ru-RU"/>
-        </w:rPr>
-        <w:t>ов</w:t>
+        <w:t xml:space="preserve"> цены для Пост-ов</w:t>
       </w:r>
       <w:bookmarkEnd w:id="68"/>
-      <w:proofErr w:type="spellEnd"/>
-      <w:proofErr w:type="gramEnd"/>
     </w:p>
     <w:p>
       <w:pPr>
@@ -21563,21 +20999,7 @@
         <w:rPr>
           <w:lang w:val="ru-RU"/>
         </w:rPr>
-        <w:t xml:space="preserve"> цены для Пост-</w:t>
-      </w:r>
-      <w:proofErr w:type="spellStart"/>
-      <w:r>
-        <w:rPr>
-          <w:lang w:val="ru-RU"/>
-        </w:rPr>
-        <w:t>ов</w:t>
-      </w:r>
-      <w:proofErr w:type="spellEnd"/>
-      <w:r>
-        <w:rPr>
-          <w:lang w:val="ru-RU"/>
-        </w:rPr>
-        <w:t xml:space="preserve">» рассчитывает, какую цену поставщика нужно получить, чтобы выйти на заданный уровень полной себестоимости. Программа сначала смотрит лучшие текущие варианты по продукту, а потом делает обратный расчет </w:t>
+        <w:t xml:space="preserve"> цены для Пост-ов» рассчитывает, какую цену поставщика нужно получить, чтобы выйти на заданный уровень полной себестоимости. Программа сначала смотрит лучшие текущие варианты по продукту, а потом делает обратный расчет </w:t>
       </w:r>
       <w:r>
         <w:t>target</w:t>
@@ -21705,7 +21127,6 @@
               </w:rPr>
               <w:t xml:space="preserve">Поставщик, для которого нужно рассчитать </w:t>
             </w:r>
-            <w:proofErr w:type="spellStart"/>
             <w:r>
               <w:rPr>
                 <w:sz w:val="20"/>
@@ -21713,7 +21134,6 @@
               </w:rPr>
               <w:t>target</w:t>
             </w:r>
-            <w:proofErr w:type="spellEnd"/>
             <w:r>
               <w:rPr>
                 <w:sz w:val="20"/>
@@ -21784,21 +21204,12 @@
                 <w:lang w:val="ru-RU"/>
               </w:rPr>
             </w:pPr>
-            <w:proofErr w:type="spellStart"/>
-            <w:r>
-              <w:rPr>
-                <w:sz w:val="20"/>
-                <w:lang w:val="ru-RU"/>
-              </w:rPr>
-              <w:t>Назв.Нового</w:t>
-            </w:r>
-            <w:proofErr w:type="spellEnd"/>
-            <w:r>
-              <w:rPr>
-                <w:sz w:val="20"/>
-                <w:lang w:val="ru-RU"/>
-              </w:rPr>
-              <w:t xml:space="preserve"> Пост.</w:t>
+            <w:r>
+              <w:rPr>
+                <w:sz w:val="20"/>
+                <w:lang w:val="ru-RU"/>
+              </w:rPr>
+              <w:t>Назв.Нового Пост.</w:t>
             </w:r>
           </w:p>
         </w:tc>
@@ -21865,7 +21276,6 @@
               </w:rPr>
               <w:t xml:space="preserve">Валюта </w:t>
             </w:r>
-            <w:proofErr w:type="spellStart"/>
             <w:r>
               <w:rPr>
                 <w:sz w:val="20"/>
@@ -21873,7 +21283,6 @@
               </w:rPr>
               <w:t>target</w:t>
             </w:r>
-            <w:proofErr w:type="spellEnd"/>
             <w:r>
               <w:rPr>
                 <w:sz w:val="20"/>
@@ -21994,23 +21403,7 @@
                 <w:sz w:val="20"/>
                 <w:lang w:val="ru-RU"/>
               </w:rPr>
-              <w:t xml:space="preserve">FX </w:t>
-            </w:r>
-            <w:proofErr w:type="spellStart"/>
-            <w:r>
-              <w:rPr>
-                <w:sz w:val="20"/>
-                <w:lang w:val="ru-RU"/>
-              </w:rPr>
-              <w:t>Markup</w:t>
-            </w:r>
-            <w:proofErr w:type="spellEnd"/>
-            <w:r>
-              <w:rPr>
-                <w:sz w:val="20"/>
-                <w:lang w:val="ru-RU"/>
-              </w:rPr>
-              <w:t xml:space="preserve"> %</w:t>
+              <w:t>FX Markup %</w:t>
             </w:r>
           </w:p>
         </w:tc>
@@ -22055,23 +21448,7 @@
                 <w:sz w:val="20"/>
                 <w:lang w:val="ru-RU"/>
               </w:rPr>
-              <w:t>Re-</w:t>
-            </w:r>
-            <w:proofErr w:type="spellStart"/>
-            <w:r>
-              <w:rPr>
-                <w:sz w:val="20"/>
-                <w:lang w:val="ru-RU"/>
-              </w:rPr>
-              <w:t>export</w:t>
-            </w:r>
-            <w:proofErr w:type="spellEnd"/>
-            <w:r>
-              <w:rPr>
-                <w:sz w:val="20"/>
-                <w:lang w:val="ru-RU"/>
-              </w:rPr>
-              <w:t xml:space="preserve"> %</w:t>
+              <w:t>Re-export %</w:t>
             </w:r>
           </w:p>
         </w:tc>
@@ -22116,17 +21493,8 @@
                 <w:sz w:val="20"/>
                 <w:lang w:val="ru-RU"/>
               </w:rPr>
-              <w:t xml:space="preserve">Agent </w:t>
-            </w:r>
-            <w:proofErr w:type="spellStart"/>
-            <w:r>
-              <w:rPr>
-                <w:sz w:val="20"/>
-                <w:lang w:val="ru-RU"/>
-              </w:rPr>
-              <w:t>Fee</w:t>
-            </w:r>
-            <w:proofErr w:type="spellEnd"/>
+              <w:t>Agent Fee</w:t>
+            </w:r>
           </w:p>
         </w:tc>
         <w:tc>
@@ -22390,46 +21758,12 @@
                 <w:lang w:val="ru-RU"/>
               </w:rPr>
             </w:pPr>
-            <w:proofErr w:type="spellStart"/>
-            <w:r>
-              <w:rPr>
-                <w:sz w:val="20"/>
-                <w:lang w:val="ru-RU"/>
-              </w:rPr>
-              <w:t>искл</w:t>
-            </w:r>
-            <w:proofErr w:type="spellEnd"/>
-            <w:r>
-              <w:rPr>
-                <w:sz w:val="20"/>
-                <w:lang w:val="ru-RU"/>
-              </w:rPr>
-              <w:t xml:space="preserve">. Цены </w:t>
-            </w:r>
-            <w:proofErr w:type="gramStart"/>
-            <w:r>
-              <w:rPr>
-                <w:sz w:val="20"/>
-                <w:lang w:val="ru-RU"/>
-              </w:rPr>
-              <w:t>Постав-</w:t>
-            </w:r>
-            <w:proofErr w:type="spellStart"/>
-            <w:r>
-              <w:rPr>
-                <w:sz w:val="20"/>
-                <w:lang w:val="ru-RU"/>
-              </w:rPr>
-              <w:t>ов</w:t>
-            </w:r>
-            <w:proofErr w:type="spellEnd"/>
-            <w:proofErr w:type="gramEnd"/>
-            <w:r>
-              <w:rPr>
-                <w:sz w:val="20"/>
-                <w:lang w:val="ru-RU"/>
-              </w:rPr>
-              <w:t xml:space="preserve"> старше ... мес.</w:t>
+            <w:r>
+              <w:rPr>
+                <w:sz w:val="20"/>
+                <w:lang w:val="ru-RU"/>
+              </w:rPr>
+              <w:t>искл. Цены Постав-ов старше ... мес.</w:t>
             </w:r>
           </w:p>
         </w:tc>
@@ -22494,39 +21828,7 @@
                 <w:sz w:val="20"/>
                 <w:lang w:val="ru-RU"/>
               </w:rPr>
-              <w:t>Добавляет колонку «</w:t>
-            </w:r>
-            <w:proofErr w:type="spellStart"/>
-            <w:r>
-              <w:rPr>
-                <w:sz w:val="20"/>
-                <w:lang w:val="ru-RU"/>
-              </w:rPr>
-              <w:t>Manual</w:t>
-            </w:r>
-            <w:proofErr w:type="spellEnd"/>
-            <w:r>
-              <w:rPr>
-                <w:sz w:val="20"/>
-                <w:lang w:val="ru-RU"/>
-              </w:rPr>
-              <w:t xml:space="preserve"> Full Cost </w:t>
-            </w:r>
-            <w:proofErr w:type="spellStart"/>
-            <w:r>
-              <w:rPr>
-                <w:sz w:val="20"/>
-                <w:lang w:val="ru-RU"/>
-              </w:rPr>
-              <w:t>Msk</w:t>
-            </w:r>
-            <w:proofErr w:type="spellEnd"/>
-            <w:r>
-              <w:rPr>
-                <w:sz w:val="20"/>
-                <w:lang w:val="ru-RU"/>
-              </w:rPr>
-              <w:t>», если нужно задать полную себестоимость вручную.</w:t>
+              <w:t>Добавляет колонку «Manual Full Cost Msk», если нужно задать полную себестоимость вручную.</w:t>
             </w:r>
           </w:p>
         </w:tc>
@@ -22551,17 +21853,8 @@
                 <w:sz w:val="20"/>
                 <w:lang w:val="ru-RU"/>
               </w:rPr>
-              <w:t xml:space="preserve">Расчет </w:t>
-            </w:r>
-            <w:proofErr w:type="spellStart"/>
-            <w:r>
-              <w:rPr>
-                <w:sz w:val="20"/>
-                <w:lang w:val="ru-RU"/>
-              </w:rPr>
-              <w:t>Себ-ти</w:t>
-            </w:r>
-            <w:proofErr w:type="spellEnd"/>
+              <w:t>Расчет Себ-ти</w:t>
+            </w:r>
           </w:p>
         </w:tc>
         <w:tc>
@@ -22580,23 +21873,7 @@
                 <w:sz w:val="20"/>
                 <w:lang w:val="ru-RU"/>
               </w:rPr>
-              <w:t>Считает доступные варианты и формирует Excel «</w:t>
-            </w:r>
-            <w:proofErr w:type="spellStart"/>
-            <w:r>
-              <w:rPr>
-                <w:sz w:val="20"/>
-                <w:lang w:val="ru-RU"/>
-              </w:rPr>
-              <w:t>Calculated</w:t>
-            </w:r>
-            <w:proofErr w:type="spellEnd"/>
-            <w:r>
-              <w:rPr>
-                <w:sz w:val="20"/>
-                <w:lang w:val="ru-RU"/>
-              </w:rPr>
-              <w:t>».</w:t>
+              <w:t>Считает доступные варианты и формирует Excel «Calculated».</w:t>
             </w:r>
           </w:p>
         </w:tc>
@@ -22641,39 +21918,7 @@
                 <w:sz w:val="20"/>
                 <w:lang w:val="ru-RU"/>
               </w:rPr>
-              <w:t xml:space="preserve">Сохраняет итоговые </w:t>
-            </w:r>
-            <w:proofErr w:type="spellStart"/>
-            <w:r>
-              <w:rPr>
-                <w:sz w:val="20"/>
-                <w:lang w:val="ru-RU"/>
-              </w:rPr>
-              <w:t>target</w:t>
-            </w:r>
-            <w:proofErr w:type="spellEnd"/>
-            <w:r>
-              <w:rPr>
-                <w:sz w:val="20"/>
-                <w:lang w:val="ru-RU"/>
-              </w:rPr>
-              <w:t xml:space="preserve"> </w:t>
-            </w:r>
-            <w:proofErr w:type="spellStart"/>
-            <w:r>
-              <w:rPr>
-                <w:sz w:val="20"/>
-                <w:lang w:val="ru-RU"/>
-              </w:rPr>
-              <w:t>price</w:t>
-            </w:r>
-            <w:proofErr w:type="spellEnd"/>
-            <w:r>
-              <w:rPr>
-                <w:sz w:val="20"/>
-                <w:lang w:val="ru-RU"/>
-              </w:rPr>
-              <w:t xml:space="preserve"> и формирует финальный Excel.</w:t>
+              <w:t>Сохраняет итоговые target price и формирует финальный Excel.</w:t>
             </w:r>
           </w:p>
         </w:tc>
@@ -22724,21 +21969,7 @@
         <w:rPr>
           <w:lang w:val="ru-RU"/>
         </w:rPr>
-        <w:t xml:space="preserve"> цены для Пост-</w:t>
-      </w:r>
-      <w:proofErr w:type="spellStart"/>
-      <w:r>
-        <w:rPr>
-          <w:lang w:val="ru-RU"/>
-        </w:rPr>
-        <w:t>ов</w:t>
-      </w:r>
-      <w:proofErr w:type="spellEnd"/>
-      <w:r>
-        <w:rPr>
-          <w:lang w:val="ru-RU"/>
-        </w:rPr>
-        <w:t>».</w:t>
+        <w:t xml:space="preserve"> цены для Пост-ов».</w:t>
       </w:r>
     </w:p>
     <w:p>
@@ -22776,6 +22007,7 @@
         <w:rPr>
           <w:lang w:val="ru-RU"/>
         </w:rPr>
+        <w:lastRenderedPageBreak/>
         <w:t>Проверьте «Валюта», «Курс», «Транспорт», «</w:t>
       </w:r>
       <w:r>
@@ -23034,14 +22266,12 @@
         </w:rPr>
         <w:t xml:space="preserve"> </w:t>
       </w:r>
-      <w:proofErr w:type="spellStart"/>
       <w:r>
         <w:rPr>
           <w:lang w:val="ru-RU"/>
         </w:rPr>
         <w:t>Msk</w:t>
       </w:r>
-      <w:proofErr w:type="spellEnd"/>
       <w:r>
         <w:rPr>
           <w:lang w:val="ru-RU"/>
@@ -23065,21 +22295,7 @@
         <w:rPr>
           <w:lang w:val="ru-RU"/>
         </w:rPr>
-        <w:t xml:space="preserve">Нажмите «Расчет </w:t>
-      </w:r>
-      <w:proofErr w:type="spellStart"/>
-      <w:r>
-        <w:rPr>
-          <w:lang w:val="ru-RU"/>
-        </w:rPr>
-        <w:t>Себ-ти</w:t>
-      </w:r>
-      <w:proofErr w:type="spellEnd"/>
-      <w:r>
-        <w:rPr>
-          <w:lang w:val="ru-RU"/>
-        </w:rPr>
-        <w:t>». Программа сформирует файл с вариантами поставщиков и покажет варианты в таблице.</w:t>
+        <w:t>Нажмите «Расчет Себ-ти». Программа сформирует файл с вариантами поставщиков и покажет варианты в таблице.</w:t>
       </w:r>
     </w:p>
     <w:p>
@@ -23220,11 +22436,9 @@
         </w:rPr>
         <w:t xml:space="preserve"> </w:t>
       </w:r>
-      <w:proofErr w:type="spellStart"/>
       <w:r>
         <w:t>Msk</w:t>
       </w:r>
-      <w:proofErr w:type="spellEnd"/>
       <w:r>
         <w:rPr>
           <w:lang w:val="ru-RU"/>
@@ -23258,11 +22472,9 @@
         </w:rPr>
         <w:t xml:space="preserve"> </w:t>
       </w:r>
-      <w:proofErr w:type="spellStart"/>
       <w:r>
         <w:t>Msk</w:t>
       </w:r>
-      <w:proofErr w:type="spellEnd"/>
       <w:r>
         <w:rPr>
           <w:lang w:val="ru-RU"/>
@@ -23304,7 +22516,6 @@
         <w:rPr>
           <w:lang w:val="ru-RU"/>
         </w:rPr>
-        <w:lastRenderedPageBreak/>
         <w:t>«</w:t>
       </w:r>
       <w:r>
@@ -23352,15 +22563,45 @@
           <w:tab w:val="num" w:pos="426"/>
         </w:tabs>
         <w:ind w:left="426" w:hanging="256"/>
-        <w:rPr>
-          <w:lang w:val="ru-RU"/>
-        </w:rPr>
-      </w:pPr>
-      <w:r>
-        <w:rPr>
-          <w:lang w:val="ru-RU"/>
-        </w:rPr>
-        <w:t>«Target Price, pack» — целевая цена за упаковку: «Target Price, L» × «Pack».</w:t>
+      </w:pPr>
+      <w:r>
+        <w:t xml:space="preserve">«Target Price, pack» — </w:t>
+      </w:r>
+      <w:r>
+        <w:rPr>
+          <w:lang w:val="ru-RU"/>
+        </w:rPr>
+        <w:t>целевая</w:t>
+      </w:r>
+      <w:r>
+        <w:t xml:space="preserve"> </w:t>
+      </w:r>
+      <w:r>
+        <w:rPr>
+          <w:lang w:val="ru-RU"/>
+        </w:rPr>
+        <w:t>цена</w:t>
+      </w:r>
+      <w:r>
+        <w:t xml:space="preserve"> </w:t>
+      </w:r>
+      <w:r>
+        <w:rPr>
+          <w:lang w:val="ru-RU"/>
+        </w:rPr>
+        <w:t>за</w:t>
+      </w:r>
+      <w:r>
+        <w:t xml:space="preserve"> </w:t>
+      </w:r>
+      <w:r>
+        <w:rPr>
+          <w:lang w:val="ru-RU"/>
+        </w:rPr>
+        <w:t>упаковку</w:t>
+      </w:r>
+      <w:r>
+        <w:t>: «Target Price, L» × «Pack».</w:t>
       </w:r>
     </w:p>
     <w:p>
@@ -23493,6 +22734,9 @@
           <w:numId w:val="0"/>
         </w:numPr>
         <w:ind w:left="360" w:hanging="360"/>
+        <w:rPr>
+          <w:lang w:val="ru-RU"/>
+        </w:rPr>
       </w:pPr>
     </w:p>
     <w:p>
@@ -23571,6 +22815,10 @@
         <w:ind w:left="360" w:hanging="360"/>
       </w:pPr>
       <w:r>
+        <w:rPr>
+          <w:noProof/>
+        </w:rPr>
+        <w:lastRenderedPageBreak/>
         <w:drawing>
           <wp:inline distT="0" distB="0" distL="0" distR="0" wp14:anchorId="0F6AE418" wp14:editId="75F04F3C">
             <wp:extent cx="6070600" cy="3611770"/>
@@ -23652,7 +22900,6 @@
       </w:pPr>
       <w:bookmarkStart w:id="73" w:name="sec_072"/>
       <w:r>
-        <w:lastRenderedPageBreak/>
         <w:t>2.6.1. Поля расчета</w:t>
       </w:r>
       <w:bookmarkEnd w:id="73"/>
@@ -23867,23 +23114,7 @@
                 <w:sz w:val="20"/>
                 <w:lang w:val="ru-RU"/>
               </w:rPr>
-              <w:t xml:space="preserve">Показать только к </w:t>
-            </w:r>
-            <w:proofErr w:type="gramStart"/>
-            <w:r>
-              <w:rPr>
-                <w:sz w:val="20"/>
-                <w:lang w:val="ru-RU"/>
-              </w:rPr>
-              <w:t>заказу &gt;</w:t>
-            </w:r>
-            <w:proofErr w:type="gramEnd"/>
-            <w:r>
-              <w:rPr>
-                <w:sz w:val="20"/>
-                <w:lang w:val="ru-RU"/>
-              </w:rPr>
-              <w:t xml:space="preserve"> 0</w:t>
+              <w:t>Показать только к заказу &gt; 0</w:t>
             </w:r>
           </w:p>
         </w:tc>
@@ -24610,26 +23841,8 @@
                 <w:sz w:val="20"/>
                 <w:lang w:val="ru-RU"/>
               </w:rPr>
-              <w:t xml:space="preserve">Остатки / Заказы </w:t>
-            </w:r>
-            <w:proofErr w:type="gramStart"/>
-            <w:r>
-              <w:rPr>
-                <w:sz w:val="20"/>
-                <w:lang w:val="ru-RU"/>
-              </w:rPr>
-              <w:t>Пост-</w:t>
-            </w:r>
-            <w:proofErr w:type="spellStart"/>
-            <w:r>
-              <w:rPr>
-                <w:sz w:val="20"/>
-                <w:lang w:val="ru-RU"/>
-              </w:rPr>
-              <w:t>ов</w:t>
-            </w:r>
-            <w:proofErr w:type="spellEnd"/>
-            <w:proofErr w:type="gramEnd"/>
+              <w:t>Остатки / Заказы Пост-ов</w:t>
+            </w:r>
           </w:p>
         </w:tc>
         <w:tc>
@@ -24651,7 +23864,46 @@
                 <w:sz w:val="20"/>
                 <w:lang w:val="ru-RU"/>
               </w:rPr>
-              <w:t>Дистр цена, Промо цена</w:t>
+              <w:t>Дистр</w:t>
+            </w:r>
+            <w:r>
+              <w:rPr>
+                <w:sz w:val="20"/>
+              </w:rPr>
+              <w:t xml:space="preserve"> </w:t>
+            </w:r>
+            <w:r>
+              <w:rPr>
+                <w:sz w:val="20"/>
+                <w:lang w:val="ru-RU"/>
+              </w:rPr>
+              <w:t>цена</w:t>
+            </w:r>
+            <w:r>
+              <w:rPr>
+                <w:sz w:val="20"/>
+              </w:rPr>
+              <w:t xml:space="preserve">, </w:t>
+            </w:r>
+            <w:r>
+              <w:rPr>
+                <w:sz w:val="20"/>
+                <w:lang w:val="ru-RU"/>
+              </w:rPr>
+              <w:t>Промо</w:t>
+            </w:r>
+            <w:r>
+              <w:rPr>
+                <w:sz w:val="20"/>
+              </w:rPr>
+              <w:t xml:space="preserve"> </w:t>
+            </w:r>
+            <w:r>
+              <w:rPr>
+                <w:sz w:val="20"/>
+                <w:lang w:val="ru-RU"/>
+              </w:rPr>
+              <w:t>цена</w:t>
             </w:r>
             <w:r>
               <w:rPr>
@@ -24699,7 +23951,6 @@
             <w:pPr>
               <w:spacing w:after="30" w:line="240" w:lineRule="auto"/>
             </w:pPr>
-            <w:proofErr w:type="spellStart"/>
             <w:r>
               <w:rPr>
                 <w:b/>
@@ -24708,7 +23959,6 @@
               </w:rPr>
               <w:t>Показатель</w:t>
             </w:r>
-            <w:proofErr w:type="spellEnd"/>
           </w:p>
         </w:tc>
         <w:tc>
@@ -24788,21 +24038,7 @@
               <w:rPr>
                 <w:sz w:val="20"/>
               </w:rPr>
-              <w:t>Free Stock (</w:t>
-            </w:r>
-            <w:proofErr w:type="spellStart"/>
-            <w:r>
-              <w:rPr>
-                <w:sz w:val="20"/>
-              </w:rPr>
-              <w:t>st</w:t>
-            </w:r>
-            <w:proofErr w:type="spellEnd"/>
-            <w:r>
-              <w:rPr>
-                <w:sz w:val="20"/>
-              </w:rPr>
-              <w:t>)</w:t>
+              <w:t>Free Stock (st)</w:t>
             </w:r>
           </w:p>
         </w:tc>
@@ -25338,21 +24574,7 @@
         <w:rPr>
           <w:lang w:val="ru-RU"/>
         </w:rPr>
-        <w:t>Сначала обновите «Остатки / Заказы Пост-</w:t>
-      </w:r>
-      <w:proofErr w:type="spellStart"/>
-      <w:r>
-        <w:rPr>
-          <w:lang w:val="ru-RU"/>
-        </w:rPr>
-        <w:t>ов</w:t>
-      </w:r>
-      <w:proofErr w:type="spellEnd"/>
-      <w:r>
-        <w:rPr>
-          <w:lang w:val="ru-RU"/>
-        </w:rPr>
-        <w:t xml:space="preserve">», если нужны актуальные </w:t>
+        <w:t xml:space="preserve">Сначала обновите «Остатки / Заказы Пост-ов», если нужны актуальные </w:t>
       </w:r>
       <w:r>
         <w:rPr>
@@ -25543,22 +24765,7 @@
         <w:rPr>
           <w:lang w:val="ru-RU"/>
         </w:rPr>
-        <w:lastRenderedPageBreak/>
-        <w:t xml:space="preserve">Если нужно видеть только товары к заказу, включите «Показать только к </w:t>
-      </w:r>
-      <w:proofErr w:type="gramStart"/>
-      <w:r>
-        <w:rPr>
-          <w:lang w:val="ru-RU"/>
-        </w:rPr>
-        <w:t>заказу &gt;</w:t>
-      </w:r>
-      <w:proofErr w:type="gramEnd"/>
-      <w:r>
-        <w:rPr>
-          <w:lang w:val="ru-RU"/>
-        </w:rPr>
-        <w:t xml:space="preserve"> 0».</w:t>
+        <w:t>Если нужно видеть только товары к заказу, включите «Показать только к заказу &gt; 0».</w:t>
       </w:r>
     </w:p>
     <w:p>
@@ -25657,6 +24864,9 @@
           <w:numId w:val="0"/>
         </w:numPr>
         <w:ind w:left="360" w:hanging="360"/>
+        <w:rPr>
+          <w:lang w:val="ru-RU"/>
+        </w:rPr>
       </w:pPr>
     </w:p>
     <w:p>
@@ -25675,6 +24885,7 @@
         <w:rPr>
           <w:noProof/>
         </w:rPr>
+        <w:lastRenderedPageBreak/>
         <w:drawing>
           <wp:inline distT="0" distB="0" distL="0" distR="0" wp14:anchorId="7D568758" wp14:editId="798BDB49">
             <wp:extent cx="6931025" cy="4187190"/>
@@ -25770,21 +24981,7 @@
         <w:rPr>
           <w:lang w:val="ru-RU"/>
         </w:rPr>
-        <w:t xml:space="preserve">Блок «Отчеты» не заменяет расчеты. Он показывает и выгружает то, что уже сохранено или доступно в базе: цены, остатки, рассчитанные </w:t>
-      </w:r>
-      <w:proofErr w:type="spellStart"/>
-      <w:r>
-        <w:rPr>
-          <w:lang w:val="ru-RU"/>
-        </w:rPr>
-        <w:t>косты</w:t>
-      </w:r>
-      <w:proofErr w:type="spellEnd"/>
-      <w:r>
-        <w:rPr>
-          <w:lang w:val="ru-RU"/>
-        </w:rPr>
-        <w:t xml:space="preserve"> для клиентов и </w:t>
+        <w:t xml:space="preserve">Блок «Отчеты» не заменяет расчеты. Он показывает и выгружает то, что уже сохранено или доступно в базе: цены, остатки, рассчитанные косты для клиентов и </w:t>
       </w:r>
       <w:r>
         <w:t>target</w:t>
@@ -25963,14 +25160,12 @@
               </w:rPr>
               <w:t xml:space="preserve"> </w:t>
             </w:r>
-            <w:proofErr w:type="spellStart"/>
             <w:r>
               <w:rPr>
                 <w:sz w:val="20"/>
               </w:rPr>
               <w:t>Msk</w:t>
             </w:r>
-            <w:proofErr w:type="spellEnd"/>
             <w:r>
               <w:rPr>
                 <w:sz w:val="20"/>
@@ -27297,7 +26492,6 @@
                 <w:lang w:val="ru-RU"/>
               </w:rPr>
             </w:pPr>
-            <w:proofErr w:type="gramStart"/>
             <w:r>
               <w:rPr>
                 <w:sz w:val="20"/>
@@ -27310,15 +26504,7 @@
                 <w:sz w:val="20"/>
                 <w:lang w:val="ru-RU"/>
               </w:rPr>
-              <w:t>асчеты</w:t>
-            </w:r>
-            <w:proofErr w:type="gramEnd"/>
-            <w:r>
-              <w:rPr>
-                <w:sz w:val="20"/>
-                <w:lang w:val="ru-RU"/>
-              </w:rPr>
-              <w:t xml:space="preserve"> Сегодня</w:t>
+              <w:t>асчеты Сегодня</w:t>
             </w:r>
           </w:p>
         </w:tc>
@@ -27568,11 +26754,9 @@
         </w:rPr>
         <w:t xml:space="preserve"> </w:t>
       </w:r>
-      <w:proofErr w:type="spellStart"/>
       <w:r>
         <w:t>Msk</w:t>
       </w:r>
-      <w:proofErr w:type="spellEnd"/>
       <w:r>
         <w:rPr>
           <w:lang w:val="ru-RU"/>
@@ -27768,11 +26952,9 @@
         </w:rPr>
         <w:t xml:space="preserve"> </w:t>
       </w:r>
-      <w:proofErr w:type="spellStart"/>
       <w:r>
         <w:t>Msk</w:t>
       </w:r>
-      <w:proofErr w:type="spellEnd"/>
       <w:r>
         <w:rPr>
           <w:lang w:val="ru-RU"/>
@@ -28192,21 +27374,7 @@
         <w:rPr>
           <w:lang w:val="ru-RU"/>
         </w:rPr>
-        <w:t xml:space="preserve"> цены для Пост-</w:t>
-      </w:r>
-      <w:proofErr w:type="spellStart"/>
-      <w:r>
-        <w:rPr>
-          <w:lang w:val="ru-RU"/>
-        </w:rPr>
-        <w:t>ов</w:t>
-      </w:r>
-      <w:proofErr w:type="spellEnd"/>
-      <w:r>
-        <w:rPr>
-          <w:lang w:val="ru-RU"/>
-        </w:rPr>
-        <w:t>».</w:t>
+        <w:t xml:space="preserve"> цены для Пост-ов».</w:t>
       </w:r>
     </w:p>
     <w:p>
@@ -28786,11 +27954,9 @@
         </w:rPr>
         <w:t xml:space="preserve"> </w:t>
       </w:r>
-      <w:proofErr w:type="spellStart"/>
       <w:r>
         <w:t>Msk</w:t>
       </w:r>
-      <w:proofErr w:type="spellEnd"/>
       <w:r>
         <w:rPr>
           <w:lang w:val="ru-RU"/>
@@ -29022,11 +28188,9 @@
         </w:rPr>
         <w:t xml:space="preserve"> </w:t>
       </w:r>
-      <w:proofErr w:type="spellStart"/>
       <w:r>
         <w:t>Msk</w:t>
       </w:r>
-      <w:proofErr w:type="spellEnd"/>
       <w:r>
         <w:rPr>
           <w:lang w:val="ru-RU"/>
@@ -29154,21 +28318,7 @@
         <w:rPr>
           <w:lang w:val="ru-RU"/>
         </w:rPr>
-        <w:t>Выберите «</w:t>
-      </w:r>
-      <w:proofErr w:type="spellStart"/>
-      <w:r>
-        <w:rPr>
-          <w:lang w:val="ru-RU"/>
-        </w:rPr>
-        <w:t>Назв.Поставщика</w:t>
-      </w:r>
-      <w:proofErr w:type="spellEnd"/>
-      <w:r>
-        <w:rPr>
-          <w:lang w:val="ru-RU"/>
-        </w:rPr>
-        <w:t>» или оставьте «-», чтобы показать всех поставщиков.</w:t>
+        <w:t>Выберите «Назв.Поставщика» или оставьте «-», чтобы показать всех поставщиков.</w:t>
       </w:r>
     </w:p>
     <w:p>
@@ -29179,16 +28329,70 @@
           <w:tab w:val="num" w:pos="426"/>
         </w:tabs>
         <w:ind w:left="426" w:hanging="256"/>
-        <w:rPr>
-          <w:lang w:val="ru-RU"/>
-        </w:rPr>
       </w:pPr>
       <w:r>
         <w:rPr>
           <w:lang w:val="ru-RU"/>
         </w:rPr>
         <w:lastRenderedPageBreak/>
-        <w:t>При необходимости задайте фильтры «Brand», «Product Family», «Product Name», «Поиск по названию», «Start date», «End date».</w:t>
+        <w:t>При</w:t>
+      </w:r>
+      <w:r>
+        <w:t xml:space="preserve"> </w:t>
+      </w:r>
+      <w:r>
+        <w:rPr>
+          <w:lang w:val="ru-RU"/>
+        </w:rPr>
+        <w:t>необходимости</w:t>
+      </w:r>
+      <w:r>
+        <w:t xml:space="preserve"> </w:t>
+      </w:r>
+      <w:r>
+        <w:rPr>
+          <w:lang w:val="ru-RU"/>
+        </w:rPr>
+        <w:t>задайте</w:t>
+      </w:r>
+      <w:r>
+        <w:t xml:space="preserve"> </w:t>
+      </w:r>
+      <w:r>
+        <w:rPr>
+          <w:lang w:val="ru-RU"/>
+        </w:rPr>
+        <w:t>фильтры</w:t>
+      </w:r>
+      <w:r>
+        <w:t xml:space="preserve"> «Brand», «Product Family», «Product Name», «</w:t>
+      </w:r>
+      <w:r>
+        <w:rPr>
+          <w:lang w:val="ru-RU"/>
+        </w:rPr>
+        <w:t>Поиск</w:t>
+      </w:r>
+      <w:r>
+        <w:t xml:space="preserve"> </w:t>
+      </w:r>
+      <w:r>
+        <w:rPr>
+          <w:lang w:val="ru-RU"/>
+        </w:rPr>
+        <w:t>по</w:t>
+      </w:r>
+      <w:r>
+        <w:t xml:space="preserve"> </w:t>
+      </w:r>
+      <w:r>
+        <w:rPr>
+          <w:lang w:val="ru-RU"/>
+        </w:rPr>
+        <w:t>названию</w:t>
+      </w:r>
+      <w:r>
+        <w:t>», «Start date», «End date».</w:t>
       </w:r>
     </w:p>
     <w:p>
@@ -29445,14 +28649,12 @@
         </w:rPr>
         <w:t xml:space="preserve"> </w:t>
       </w:r>
-      <w:proofErr w:type="spellStart"/>
       <w:r>
         <w:rPr>
           <w:lang w:val="ru-RU"/>
         </w:rPr>
         <w:t>to</w:t>
       </w:r>
-      <w:proofErr w:type="spellEnd"/>
       <w:r>
         <w:rPr>
           <w:lang w:val="ru-RU"/>
@@ -29490,28 +28692,24 @@
         </w:rPr>
         <w:t>Проверьте «</w:t>
       </w:r>
-      <w:proofErr w:type="spellStart"/>
       <w:r>
         <w:rPr>
           <w:lang w:val="ru-RU"/>
         </w:rPr>
         <w:t>Tax</w:t>
       </w:r>
-      <w:proofErr w:type="spellEnd"/>
       <w:r>
         <w:rPr>
           <w:lang w:val="ru-RU"/>
         </w:rPr>
         <w:t xml:space="preserve"> / </w:t>
       </w:r>
-      <w:proofErr w:type="spellStart"/>
       <w:r>
         <w:rPr>
           <w:lang w:val="ru-RU"/>
         </w:rPr>
         <w:t>Fees</w:t>
       </w:r>
-      <w:proofErr w:type="spellEnd"/>
       <w:r>
         <w:rPr>
           <w:lang w:val="ru-RU"/>
@@ -29592,21 +28790,7 @@
         <w:rPr>
           <w:lang w:val="ru-RU"/>
         </w:rPr>
-        <w:t xml:space="preserve">Исправьте </w:t>
-      </w:r>
-      <w:proofErr w:type="spellStart"/>
-      <w:r>
-        <w:rPr>
-          <w:lang w:val="ru-RU"/>
-        </w:rPr>
-        <w:t>несопоставленные</w:t>
-      </w:r>
-      <w:proofErr w:type="spellEnd"/>
-      <w:r>
-        <w:rPr>
-          <w:lang w:val="ru-RU"/>
-        </w:rPr>
-        <w:t xml:space="preserve"> продукты.</w:t>
+        <w:t>Исправьте несопоставленные продукты.</w:t>
       </w:r>
     </w:p>
     <w:p>
@@ -29780,21 +28964,7 @@
         <w:rPr>
           <w:lang w:val="ru-RU"/>
         </w:rPr>
-        <w:t xml:space="preserve">Нажмите «Расчет </w:t>
-      </w:r>
-      <w:proofErr w:type="spellStart"/>
-      <w:r>
-        <w:rPr>
-          <w:lang w:val="ru-RU"/>
-        </w:rPr>
-        <w:t>Себ-ти</w:t>
-      </w:r>
-      <w:proofErr w:type="spellEnd"/>
-      <w:r>
-        <w:rPr>
-          <w:lang w:val="ru-RU"/>
-        </w:rPr>
-        <w:t>».</w:t>
+        <w:t>Нажмите «Расчет Себ-ти».</w:t>
       </w:r>
     </w:p>
     <w:p>
@@ -29813,35 +28983,7 @@
         <w:rPr>
           <w:lang w:val="ru-RU"/>
         </w:rPr>
-        <w:t>Выберите финального поставщика в «</w:t>
-      </w:r>
-      <w:proofErr w:type="spellStart"/>
-      <w:r>
-        <w:rPr>
-          <w:lang w:val="ru-RU"/>
-        </w:rPr>
-        <w:t>final</w:t>
-      </w:r>
-      <w:proofErr w:type="spellEnd"/>
-      <w:r>
-        <w:rPr>
-          <w:lang w:val="ru-RU"/>
-        </w:rPr>
-        <w:t xml:space="preserve"> </w:t>
-      </w:r>
-      <w:proofErr w:type="spellStart"/>
-      <w:r>
-        <w:rPr>
-          <w:lang w:val="ru-RU"/>
-        </w:rPr>
-        <w:t>Supplier</w:t>
-      </w:r>
-      <w:proofErr w:type="spellEnd"/>
-      <w:r>
-        <w:rPr>
-          <w:lang w:val="ru-RU"/>
-        </w:rPr>
-        <w:t>».</w:t>
+        <w:t>Выберите финального поставщика в «final Supplier».</w:t>
       </w:r>
     </w:p>
     <w:p>
@@ -30063,21 +29205,7 @@
         <w:rPr>
           <w:lang w:val="ru-RU"/>
         </w:rPr>
-        <w:t>Обновите «Остатки / Заказы Пост-</w:t>
-      </w:r>
-      <w:proofErr w:type="spellStart"/>
-      <w:r>
-        <w:rPr>
-          <w:lang w:val="ru-RU"/>
-        </w:rPr>
-        <w:t>ов</w:t>
-      </w:r>
-      <w:proofErr w:type="spellEnd"/>
-      <w:r>
-        <w:rPr>
-          <w:lang w:val="ru-RU"/>
-        </w:rPr>
-        <w:t>» во всех нужных режимах: «Остатки», «Заказы поставщиков», «ИС».</w:t>
+        <w:t>Обновите «Остатки / Заказы Пост-ов» во всех нужных режимах: «Остатки», «Заказы поставщиков», «ИС».</w:t>
       </w:r>
     </w:p>
     <w:p>
@@ -30206,35 +29334,7 @@
         <w:rPr>
           <w:lang w:val="ru-RU"/>
         </w:rPr>
-        <w:t xml:space="preserve">4.5. Получить </w:t>
-      </w:r>
-      <w:proofErr w:type="spellStart"/>
-      <w:r>
-        <w:rPr>
-          <w:lang w:val="ru-RU"/>
-        </w:rPr>
-        <w:t>target</w:t>
-      </w:r>
-      <w:proofErr w:type="spellEnd"/>
-      <w:r>
-        <w:rPr>
-          <w:lang w:val="ru-RU"/>
-        </w:rPr>
-        <w:t xml:space="preserve"> </w:t>
-      </w:r>
-      <w:proofErr w:type="spellStart"/>
-      <w:r>
-        <w:rPr>
-          <w:lang w:val="ru-RU"/>
-        </w:rPr>
-        <w:t>price</w:t>
-      </w:r>
-      <w:proofErr w:type="spellEnd"/>
-      <w:r>
-        <w:rPr>
-          <w:lang w:val="ru-RU"/>
-        </w:rPr>
-        <w:t xml:space="preserve"> для поставщика</w:t>
+        <w:t>4.5. Получить target price для поставщика</w:t>
       </w:r>
       <w:bookmarkEnd w:id="96"/>
     </w:p>
@@ -30285,21 +29385,7 @@
         <w:rPr>
           <w:lang w:val="ru-RU"/>
         </w:rPr>
-        <w:t xml:space="preserve"> цены для Пост-</w:t>
-      </w:r>
-      <w:proofErr w:type="spellStart"/>
-      <w:r>
-        <w:rPr>
-          <w:lang w:val="ru-RU"/>
-        </w:rPr>
-        <w:t>ов</w:t>
-      </w:r>
-      <w:proofErr w:type="spellEnd"/>
-      <w:r>
-        <w:rPr>
-          <w:lang w:val="ru-RU"/>
-        </w:rPr>
-        <w:t>».</w:t>
+        <w:t xml:space="preserve"> цены для Пост-ов».</w:t>
       </w:r>
     </w:p>
     <w:p>
@@ -30357,21 +29443,7 @@
           <w:lang w:val="ru-RU"/>
         </w:rPr>
         <w:lastRenderedPageBreak/>
-        <w:t xml:space="preserve">Нажмите «Расчет </w:t>
-      </w:r>
-      <w:proofErr w:type="spellStart"/>
-      <w:r>
-        <w:rPr>
-          <w:lang w:val="ru-RU"/>
-        </w:rPr>
-        <w:t>Себ-ти</w:t>
-      </w:r>
-      <w:proofErr w:type="spellEnd"/>
-      <w:r>
-        <w:rPr>
-          <w:lang w:val="ru-RU"/>
-        </w:rPr>
-        <w:t>».</w:t>
+        <w:t>Нажмите «Расчет Себ-ти».</w:t>
       </w:r>
     </w:p>
     <w:p>
@@ -30577,8 +29649,15 @@
             <w:r>
               <w:rPr>
                 <w:sz w:val="20"/>
-              </w:rPr>
-              <w:t>«Article</w:t>
+                <w:lang w:val="ru-RU"/>
+              </w:rPr>
+              <w:t>«</w:t>
+            </w:r>
+            <w:r>
+              <w:rPr>
+                <w:sz w:val="20"/>
+              </w:rPr>
+              <w:t>Article</w:t>
             </w:r>
             <w:r>
               <w:rPr>
@@ -30591,7 +29670,27 @@
               <w:rPr>
                 <w:sz w:val="20"/>
               </w:rPr>
-              <w:t>name (variant)»</w:t>
+              <w:t>name</w:t>
+            </w:r>
+            <w:r>
+              <w:rPr>
+                <w:sz w:val="20"/>
+                <w:lang w:val="ru-RU"/>
+              </w:rPr>
+              <w:t xml:space="preserve"> (</w:t>
+            </w:r>
+            <w:r>
+              <w:rPr>
+                <w:sz w:val="20"/>
+              </w:rPr>
+              <w:t>variant</w:t>
+            </w:r>
+            <w:r>
+              <w:rPr>
+                <w:sz w:val="20"/>
+                <w:lang w:val="ru-RU"/>
+              </w:rPr>
+              <w:t>)»</w:t>
             </w:r>
             <w:r>
               <w:rPr>
@@ -30643,7 +29742,39 @@
                 <w:sz w:val="20"/>
                 <w:lang w:val="ru-RU"/>
               </w:rPr>
-              <w:t xml:space="preserve">Проверьте, что заполнены </w:t>
+              <w:t>Проверьте</w:t>
+            </w:r>
+            <w:r>
+              <w:rPr>
+                <w:sz w:val="20"/>
+              </w:rPr>
+              <w:t xml:space="preserve">, </w:t>
+            </w:r>
+            <w:r>
+              <w:rPr>
+                <w:sz w:val="20"/>
+                <w:lang w:val="ru-RU"/>
+              </w:rPr>
+              <w:t>что</w:t>
+            </w:r>
+            <w:r>
+              <w:rPr>
+                <w:sz w:val="20"/>
+              </w:rPr>
+              <w:t xml:space="preserve"> </w:t>
+            </w:r>
+            <w:r>
+              <w:rPr>
+                <w:sz w:val="20"/>
+                <w:lang w:val="ru-RU"/>
+              </w:rPr>
+              <w:t>заполнены</w:t>
+            </w:r>
+            <w:r>
+              <w:rPr>
+                <w:sz w:val="20"/>
+              </w:rPr>
+              <w:t xml:space="preserve"> </w:t>
             </w:r>
             <w:r>
               <w:rPr>
@@ -30654,9 +29785,15 @@
             <w:r>
               <w:rPr>
                 <w:sz w:val="20"/>
-                <w:lang w:val="ru-RU"/>
-              </w:rPr>
-              <w:t xml:space="preserve"> Убедитесь, что фасовка есть в названии как L или KG.</w:t>
+              </w:rPr>
+              <w:t xml:space="preserve"> </w:t>
+            </w:r>
+            <w:r>
+              <w:rPr>
+                <w:sz w:val="20"/>
+                <w:lang w:val="ru-RU"/>
+              </w:rPr>
+              <w:t>Убедитесь, что фасовка есть в названии как L или KG.</w:t>
             </w:r>
           </w:p>
         </w:tc>
@@ -30707,7 +29844,33 @@
               <w:rPr>
                 <w:sz w:val="20"/>
               </w:rPr>
-              <w:t>Rate to RUB</w:t>
+              <w:t>Rate</w:t>
+            </w:r>
+            <w:r>
+              <w:rPr>
+                <w:sz w:val="20"/>
+                <w:lang w:val="ru-RU"/>
+              </w:rPr>
+              <w:t xml:space="preserve"> </w:t>
+            </w:r>
+            <w:r>
+              <w:rPr>
+                <w:sz w:val="20"/>
+              </w:rPr>
+              <w:t>to</w:t>
+            </w:r>
+            <w:r>
+              <w:rPr>
+                <w:sz w:val="20"/>
+                <w:lang w:val="ru-RU"/>
+              </w:rPr>
+              <w:t xml:space="preserve"> </w:t>
+            </w:r>
+            <w:r>
+              <w:rPr>
+                <w:sz w:val="20"/>
+              </w:rPr>
+              <w:t>RUB</w:t>
             </w:r>
             <w:r>
               <w:rPr>
@@ -30764,8 +29927,28 @@
             <w:r>
               <w:rPr>
                 <w:sz w:val="20"/>
-              </w:rPr>
-              <w:t>«Rating calc</w:t>
+                <w:lang w:val="ru-RU"/>
+              </w:rPr>
+              <w:t>«</w:t>
+            </w:r>
+            <w:r>
+              <w:rPr>
+                <w:sz w:val="20"/>
+              </w:rPr>
+              <w:t>Rating</w:t>
+            </w:r>
+            <w:r>
+              <w:rPr>
+                <w:sz w:val="20"/>
+                <w:lang w:val="ru-RU"/>
+              </w:rPr>
+              <w:t xml:space="preserve"> </w:t>
+            </w:r>
+            <w:r>
+              <w:rPr>
+                <w:sz w:val="20"/>
+              </w:rPr>
+              <w:t>calc</w:t>
             </w:r>
             <w:r>
               <w:rPr>
@@ -30823,36 +30006,86 @@
               <w:rPr>
                 <w:sz w:val="20"/>
               </w:rPr>
-              <w:t>FX Markup %», «Re-export</w:t>
-            </w:r>
-            <w:r>
-              <w:rPr>
-                <w:sz w:val="20"/>
-                <w:lang w:val="ru-RU"/>
-              </w:rPr>
-              <w:t xml:space="preserve"> %», «Transport», «Agent </w:t>
-            </w:r>
-            <w:proofErr w:type="spellStart"/>
-            <w:r>
-              <w:rPr>
-                <w:sz w:val="20"/>
-                <w:lang w:val="ru-RU"/>
-              </w:rPr>
-              <w:t>Fee</w:t>
-            </w:r>
-            <w:proofErr w:type="spellEnd"/>
-            <w:r>
-              <w:rPr>
-                <w:sz w:val="20"/>
-                <w:lang w:val="ru-RU"/>
-              </w:rPr>
-              <w:t xml:space="preserve">», «Пошлина:», «Поставка через:», «Маркировка», </w:t>
-            </w:r>
-            <w:r>
-              <w:rPr>
-                <w:sz w:val="20"/>
-              </w:rPr>
-              <w:t>«Tax / Fees».</w:t>
+              <w:t>FX</w:t>
+            </w:r>
+            <w:r>
+              <w:rPr>
+                <w:sz w:val="20"/>
+                <w:lang w:val="ru-RU"/>
+              </w:rPr>
+              <w:t xml:space="preserve"> </w:t>
+            </w:r>
+            <w:r>
+              <w:rPr>
+                <w:sz w:val="20"/>
+              </w:rPr>
+              <w:t>Markup</w:t>
+            </w:r>
+            <w:r>
+              <w:rPr>
+                <w:sz w:val="20"/>
+                <w:lang w:val="ru-RU"/>
+              </w:rPr>
+              <w:t xml:space="preserve"> %», «</w:t>
+            </w:r>
+            <w:r>
+              <w:rPr>
+                <w:sz w:val="20"/>
+              </w:rPr>
+              <w:t>Re</w:t>
+            </w:r>
+            <w:r>
+              <w:rPr>
+                <w:sz w:val="20"/>
+                <w:lang w:val="ru-RU"/>
+              </w:rPr>
+              <w:t>-</w:t>
+            </w:r>
+            <w:r>
+              <w:rPr>
+                <w:sz w:val="20"/>
+              </w:rPr>
+              <w:t>export</w:t>
+            </w:r>
+            <w:r>
+              <w:rPr>
+                <w:sz w:val="20"/>
+                <w:lang w:val="ru-RU"/>
+              </w:rPr>
+              <w:t xml:space="preserve"> %», «Transport», «Agent Fee», «Пошлина:», «Поставка через:», «Маркировка», </w:t>
+            </w:r>
+            <w:r>
+              <w:rPr>
+                <w:sz w:val="20"/>
+                <w:lang w:val="ru-RU"/>
+              </w:rPr>
+              <w:t>«</w:t>
+            </w:r>
+            <w:r>
+              <w:rPr>
+                <w:sz w:val="20"/>
+              </w:rPr>
+              <w:t>Tax</w:t>
+            </w:r>
+            <w:r>
+              <w:rPr>
+                <w:sz w:val="20"/>
+                <w:lang w:val="ru-RU"/>
+              </w:rPr>
+              <w:t xml:space="preserve"> / </w:t>
+            </w:r>
+            <w:r>
+              <w:rPr>
+                <w:sz w:val="20"/>
+              </w:rPr>
+              <w:t>Fees</w:t>
+            </w:r>
+            <w:r>
+              <w:rPr>
+                <w:sz w:val="20"/>
+                <w:lang w:val="ru-RU"/>
+              </w:rPr>
+              <w:t>».</w:t>
             </w:r>
           </w:p>
         </w:tc>
@@ -31465,32 +30698,7 @@
                 <w:sz w:val="20"/>
                 <w:lang w:val="ru-RU"/>
               </w:rPr>
-              <w:t xml:space="preserve">Остатки / Заказы </w:t>
-            </w:r>
-            <w:proofErr w:type="gramStart"/>
-            <w:r>
-              <w:rPr>
-                <w:sz w:val="20"/>
-                <w:lang w:val="ru-RU"/>
-              </w:rPr>
-              <w:t>Пост-</w:t>
-            </w:r>
-            <w:proofErr w:type="spellStart"/>
-            <w:r>
-              <w:rPr>
-                <w:sz w:val="20"/>
-                <w:lang w:val="ru-RU"/>
-              </w:rPr>
-              <w:t>ов</w:t>
-            </w:r>
-            <w:proofErr w:type="spellEnd"/>
-            <w:proofErr w:type="gramEnd"/>
-            <w:r>
-              <w:rPr>
-                <w:sz w:val="20"/>
-                <w:lang w:val="ru-RU"/>
-              </w:rPr>
-              <w:t xml:space="preserve"> — Остатки</w:t>
+              <w:t>Остатки / Заказы Пост-ов — Остатки</w:t>
             </w:r>
           </w:p>
         </w:tc>
@@ -31682,32 +30890,7 @@
                 <w:sz w:val="20"/>
                 <w:lang w:val="ru-RU"/>
               </w:rPr>
-              <w:t xml:space="preserve">Остатки / Заказы </w:t>
-            </w:r>
-            <w:proofErr w:type="gramStart"/>
-            <w:r>
-              <w:rPr>
-                <w:sz w:val="20"/>
-                <w:lang w:val="ru-RU"/>
-              </w:rPr>
-              <w:t>Пост-</w:t>
-            </w:r>
-            <w:proofErr w:type="spellStart"/>
-            <w:r>
-              <w:rPr>
-                <w:sz w:val="20"/>
-                <w:lang w:val="ru-RU"/>
-              </w:rPr>
-              <w:t>ов</w:t>
-            </w:r>
-            <w:proofErr w:type="spellEnd"/>
-            <w:proofErr w:type="gramEnd"/>
-            <w:r>
-              <w:rPr>
-                <w:sz w:val="20"/>
-                <w:lang w:val="ru-RU"/>
-              </w:rPr>
-              <w:t xml:space="preserve"> — Заказы поставщиков</w:t>
+              <w:t>Остатки / Заказы Пост-ов — Заказы поставщиков</w:t>
             </w:r>
           </w:p>
         </w:tc>
@@ -31770,39 +30953,7 @@
                 <w:sz w:val="20"/>
                 <w:lang w:val="ru-RU"/>
               </w:rPr>
-              <w:t xml:space="preserve"> 1, Артикул, </w:t>
-            </w:r>
-            <w:proofErr w:type="spellStart"/>
-            <w:r>
-              <w:rPr>
-                <w:sz w:val="20"/>
-                <w:lang w:val="ru-RU"/>
-              </w:rPr>
-              <w:t>Назв</w:t>
-            </w:r>
-            <w:proofErr w:type="spellEnd"/>
-            <w:r>
-              <w:rPr>
-                <w:sz w:val="20"/>
-                <w:lang w:val="ru-RU"/>
-              </w:rPr>
-              <w:t xml:space="preserve"> на </w:t>
-            </w:r>
-            <w:proofErr w:type="spellStart"/>
-            <w:r>
-              <w:rPr>
-                <w:sz w:val="20"/>
-                <w:lang w:val="ru-RU"/>
-              </w:rPr>
-              <w:t>англ</w:t>
-            </w:r>
-            <w:proofErr w:type="spellEnd"/>
-            <w:r>
-              <w:rPr>
-                <w:sz w:val="20"/>
-                <w:lang w:val="ru-RU"/>
-              </w:rPr>
-              <w:t>, Кол-во, л.</w:t>
+              <w:t xml:space="preserve"> 1, Артикул, Назв на англ, Кол-во, л.</w:t>
             </w:r>
           </w:p>
         </w:tc>
@@ -31828,32 +30979,7 @@
                 <w:lang w:val="ru-RU"/>
               </w:rPr>
               <w:lastRenderedPageBreak/>
-              <w:t xml:space="preserve">Остатки / Заказы </w:t>
-            </w:r>
-            <w:proofErr w:type="gramStart"/>
-            <w:r>
-              <w:rPr>
-                <w:sz w:val="20"/>
-                <w:lang w:val="ru-RU"/>
-              </w:rPr>
-              <w:t>Пост-</w:t>
-            </w:r>
-            <w:proofErr w:type="spellStart"/>
-            <w:r>
-              <w:rPr>
-                <w:sz w:val="20"/>
-                <w:lang w:val="ru-RU"/>
-              </w:rPr>
-              <w:t>ов</w:t>
-            </w:r>
-            <w:proofErr w:type="spellEnd"/>
-            <w:proofErr w:type="gramEnd"/>
-            <w:r>
-              <w:rPr>
-                <w:sz w:val="20"/>
-                <w:lang w:val="ru-RU"/>
-              </w:rPr>
-              <w:t xml:space="preserve"> — ИС</w:t>
+              <w:t>Остатки / Заказы Пост-ов — ИС</w:t>
             </w:r>
           </w:p>
         </w:tc>
@@ -31885,33 +31011,11 @@
             <w:pPr>
               <w:spacing w:after="30" w:line="240" w:lineRule="auto"/>
             </w:pPr>
-            <w:proofErr w:type="spellStart"/>
-            <w:r>
-              <w:rPr>
-                <w:sz w:val="20"/>
-              </w:rPr>
-              <w:t>Листы</w:t>
-            </w:r>
-            <w:proofErr w:type="spellEnd"/>
-            <w:r>
-              <w:rPr>
-                <w:sz w:val="20"/>
-              </w:rPr>
-              <w:t xml:space="preserve"> IS orders tracking и Stock IS: Phoenix code, PRODUCTS, </w:t>
-            </w:r>
-            <w:proofErr w:type="gramStart"/>
-            <w:r>
-              <w:rPr>
-                <w:sz w:val="20"/>
-              </w:rPr>
-              <w:t>Remains</w:t>
-            </w:r>
-            <w:proofErr w:type="gramEnd"/>
-            <w:r>
-              <w:rPr>
-                <w:sz w:val="20"/>
-              </w:rPr>
-              <w:t xml:space="preserve"> w confirmed, Confirmed, Material, Description, Volume.</w:t>
+            <w:r>
+              <w:rPr>
+                <w:sz w:val="20"/>
+              </w:rPr>
+              <w:t>Листы IS orders tracking и Stock IS: Phoenix code, PRODUCTS, Remains w confirmed, Confirmed, Material, Description, Volume.</w:t>
             </w:r>
           </w:p>
         </w:tc>
@@ -31943,26 +31047,8 @@
                 <w:sz w:val="20"/>
                 <w:lang w:val="ru-RU"/>
               </w:rPr>
-              <w:t xml:space="preserve"> цены для </w:t>
-            </w:r>
-            <w:proofErr w:type="gramStart"/>
-            <w:r>
-              <w:rPr>
-                <w:sz w:val="20"/>
-                <w:lang w:val="ru-RU"/>
-              </w:rPr>
-              <w:t>Пост-</w:t>
-            </w:r>
-            <w:proofErr w:type="spellStart"/>
-            <w:r>
-              <w:rPr>
-                <w:sz w:val="20"/>
-                <w:lang w:val="ru-RU"/>
-              </w:rPr>
-              <w:t>ов</w:t>
-            </w:r>
-            <w:proofErr w:type="spellEnd"/>
-            <w:proofErr w:type="gramEnd"/>
+              <w:t xml:space="preserve"> цены для Пост-ов</w:t>
+            </w:r>
           </w:p>
         </w:tc>
         <w:tc>
@@ -32168,21 +31254,12 @@
               </w:rPr>
               <w:t xml:space="preserve">Себестоимость </w:t>
             </w:r>
-            <w:proofErr w:type="gramStart"/>
-            <w:r>
-              <w:rPr>
-                <w:sz w:val="20"/>
-                <w:lang w:val="ru-RU"/>
-              </w:rPr>
-              <w:t>в Ново</w:t>
-            </w:r>
-            <w:proofErr w:type="gramEnd"/>
-            <w:r>
-              <w:rPr>
-                <w:sz w:val="20"/>
-                <w:lang w:val="ru-RU"/>
-              </w:rPr>
-              <w:t xml:space="preserve"> </w:t>
+            <w:r>
+              <w:rPr>
+                <w:sz w:val="20"/>
+                <w:lang w:val="ru-RU"/>
+              </w:rPr>
+              <w:t xml:space="preserve">в Ново </w:t>
             </w:r>
             <w:r>
               <w:rPr>
@@ -32210,16 +31287,8 @@
               <w:rPr>
                 <w:sz w:val="20"/>
               </w:rPr>
-              <w:t xml:space="preserve">Full Cost </w:t>
-            </w:r>
-            <w:proofErr w:type="spellStart"/>
-            <w:r>
-              <w:rPr>
-                <w:sz w:val="20"/>
-              </w:rPr>
-              <w:t>Msk</w:t>
-            </w:r>
-            <w:proofErr w:type="spellEnd"/>
+              <w:t>Full Cost Msk</w:t>
+            </w:r>
           </w:p>
         </w:tc>
         <w:tc>
@@ -32930,7 +31999,13 @@
         </w:tc>
       </w:tr>
     </w:tbl>
-    <w:p/>
+    <w:p>
+      <w:pPr>
+        <w:rPr>
+          <w:lang w:val="ru-RU"/>
+        </w:rPr>
+      </w:pPr>
+    </w:p>
     <w:sectPr>
       <w:headerReference w:type="even" r:id="rId34"/>
       <w:headerReference w:type="default" r:id="rId35"/>
@@ -34136,7 +33211,6 @@
   <w:style w:type="character" w:default="1" w:styleId="DefaultParagraphFont">
     <w:name w:val="Default Paragraph Font"/>
     <w:uiPriority w:val="1"/>
-    <w:semiHidden/>
     <w:unhideWhenUsed/>
   </w:style>
   <w:style w:type="table" w:default="1" w:styleId="TableNormal">
